--- a/word/第0章/二审/修改论文/宋声林_二审评阅修改表.docx
+++ b/word/第0章/二审/修改论文/宋声林_二审评阅修改表.docx
@@ -10,8 +10,16 @@
           <w:szCs w:val="21"/>
         </w:rPr>
       </w:pPr>
-      <w:bookmarkStart w:id="0" w:name="_GoBack"/>
-      <w:bookmarkEnd w:id="0"/>
+      <w:r>
+        <w:rPr>
+          <w:rFonts w:hint="eastAsia" w:ascii="Times New Roman" w:hAnsi="Times New Roman"/>
+          <w:b/>
+          <w:sz w:val="21"/>
+          <w:szCs w:val="21"/>
+          <w:lang w:val="en-US" w:eastAsia="zh-CN"/>
+        </w:rPr>
+        <w:t>二审</w:t>
+      </w:r>
       <w:r>
         <w:rPr>
           <w:rFonts w:ascii="Times New Roman" w:hAnsi="Times New Roman" w:eastAsia="宋体"/>
@@ -19,183 +27,94 @@
           <w:sz w:val="21"/>
           <w:szCs w:val="21"/>
         </w:rPr>
-        <w:t>评阅人所提主要修改意见：</w:t>
+        <w:t>评阅意见</w:t>
+      </w:r>
+      <w:r>
+        <w:rPr>
+          <w:rFonts w:hint="eastAsia" w:ascii="Times New Roman" w:hAnsi="Times New Roman"/>
+          <w:b/>
+          <w:sz w:val="21"/>
+          <w:szCs w:val="21"/>
+          <w:lang w:val="en-US" w:eastAsia="zh-CN"/>
+        </w:rPr>
+        <w:t>与修改说明</w:t>
+      </w:r>
+      <w:r>
+        <w:rPr>
+          <w:rFonts w:ascii="Times New Roman" w:hAnsi="Times New Roman" w:eastAsia="宋体"/>
+          <w:b/>
+          <w:sz w:val="21"/>
+          <w:szCs w:val="21"/>
+        </w:rPr>
+        <w:t>：</w:t>
       </w:r>
     </w:p>
     <w:p>
       <w:pPr>
+        <w:numPr>
+          <w:ilvl w:val="0"/>
+          <w:numId w:val="7"/>
+        </w:numPr>
+        <w:ind w:left="0" w:leftChars="0" w:firstLine="0" w:firstLineChars="0"/>
         <w:rPr>
-          <w:rFonts w:ascii="Times New Roman" w:hAnsi="Times New Roman"/>
-          <w:color w:val="auto"/>
+          <w:rFonts w:hint="eastAsia" w:ascii="Times New Roman" w:hAnsi="Times New Roman"/>
           <w:sz w:val="21"/>
           <w:szCs w:val="21"/>
         </w:rPr>
       </w:pPr>
       <w:r>
         <w:rPr>
-          <w:rFonts w:ascii="Times New Roman" w:hAnsi="Times New Roman" w:eastAsia="宋体"/>
-          <w:color w:val="auto"/>
+          <w:rFonts w:hint="eastAsia" w:ascii="Times New Roman" w:hAnsi="Times New Roman"/>
           <w:sz w:val="21"/>
           <w:szCs w:val="21"/>
         </w:rPr>
-        <w:t>评阅人一提出以下修改意见：（1）第2章内容太多，需要精简；（2）基线对比均为单模态方法，缺少多模态哈希方法实验对比；（3）自建BFATH数据集仅300样本，规模偏小，消融实验结论受统计波动影响。</w:t>
+        <w:t>论文摘要的内容需要整理，明确解决的问题究竟是位置缺失的多模态融合问题，还是背景干扰的问题。摘要第一段说明是位置和精度问题，后续设计模型的时候又提到是背景问题，两者的问题粒度和角度不同。同时，要在摘要中明确提出的模型改进原因及思考。这部分摘要只能看出改了什么，改的内容与针对问题之间的描述割裂，逻辑性也不强。</w:t>
       </w:r>
     </w:p>
     <w:p>
       <w:pPr>
+        <w:numPr>
+          <w:numId w:val="0"/>
+        </w:numPr>
+        <w:ind w:leftChars="0"/>
         <w:rPr>
-          <w:rFonts w:ascii="Times New Roman" w:hAnsi="Times New Roman" w:eastAsia="宋体"/>
-          <w:color w:val="auto"/>
+          <w:rFonts w:hint="eastAsia" w:ascii="Times New Roman" w:hAnsi="Times New Roman"/>
           <w:sz w:val="21"/>
           <w:szCs w:val="21"/>
+          <w:lang w:val="en-US" w:eastAsia="zh-CN"/>
         </w:rPr>
       </w:pPr>
       <w:r>
         <w:rPr>
-          <w:rFonts w:ascii="Times New Roman" w:hAnsi="Times New Roman" w:eastAsia="宋体"/>
-          <w:color w:val="auto"/>
-          <w:sz w:val="21"/>
-          <w:szCs w:val="21"/>
-        </w:rPr>
-        <w:t>评阅人二提出以下修改意见：（1）第6页图1.1中，三部分研究内容所在的框格需要用箭头等连接起来，表明三者之间的关系，另外图中留白太多，字体太小，建议重新设计绘图；（2）第14页图2.6中，应为</w:t>
-      </w:r>
-      <w:r>
-        <w:rPr>
           <w:rFonts w:hint="eastAsia" w:ascii="Times New Roman" w:hAnsi="Times New Roman"/>
-          <w:color w:val="auto"/>
-          <w:sz w:val="21"/>
-          <w:szCs w:val="21"/>
-          <w:lang w:eastAsia="zh-CN"/>
-        </w:rPr>
-        <w:t>“</w:t>
-      </w:r>
-      <w:r>
-        <w:rPr>
-          <w:rFonts w:ascii="Times New Roman" w:hAnsi="Times New Roman" w:eastAsia="宋体"/>
-          <w:color w:val="auto"/>
-          <w:sz w:val="21"/>
-          <w:szCs w:val="21"/>
-        </w:rPr>
-        <w:t>样本</w:t>
-      </w:r>
-      <w:r>
-        <w:rPr>
-          <w:rFonts w:hint="eastAsia" w:ascii="Times New Roman" w:hAnsi="Times New Roman"/>
-          <w:color w:val="auto"/>
-          <w:sz w:val="21"/>
-          <w:szCs w:val="21"/>
-          <w:lang w:eastAsia="zh-CN"/>
-        </w:rPr>
-        <w:t>”</w:t>
-      </w:r>
-      <w:r>
-        <w:rPr>
-          <w:rFonts w:ascii="Times New Roman" w:hAnsi="Times New Roman" w:eastAsia="宋体"/>
-          <w:color w:val="auto"/>
-          <w:sz w:val="21"/>
-          <w:szCs w:val="21"/>
-        </w:rPr>
-        <w:t>，而不是</w:t>
-      </w:r>
-      <w:r>
-        <w:rPr>
-          <w:rFonts w:hint="eastAsia" w:ascii="Times New Roman" w:hAnsi="Times New Roman"/>
-          <w:color w:val="auto"/>
-          <w:sz w:val="21"/>
-          <w:szCs w:val="21"/>
-          <w:lang w:eastAsia="zh-CN"/>
-        </w:rPr>
-        <w:t>“</w:t>
-      </w:r>
-      <w:r>
-        <w:rPr>
-          <w:rFonts w:ascii="Times New Roman" w:hAnsi="Times New Roman" w:eastAsia="宋体"/>
-          <w:color w:val="auto"/>
-          <w:sz w:val="21"/>
-          <w:szCs w:val="21"/>
-        </w:rPr>
-        <w:t>相本</w:t>
-      </w:r>
-      <w:r>
-        <w:rPr>
-          <w:rFonts w:hint="eastAsia" w:ascii="Times New Roman" w:hAnsi="Times New Roman"/>
-          <w:color w:val="auto"/>
-          <w:sz w:val="21"/>
-          <w:szCs w:val="21"/>
-          <w:lang w:eastAsia="zh-CN"/>
-        </w:rPr>
-        <w:t>”</w:t>
-      </w:r>
-      <w:r>
-        <w:rPr>
-          <w:rFonts w:ascii="Times New Roman" w:hAnsi="Times New Roman" w:eastAsia="宋体"/>
-          <w:color w:val="auto"/>
-          <w:sz w:val="21"/>
-          <w:szCs w:val="21"/>
-        </w:rPr>
-        <w:t>；（3）作者在介绍一些基本概念时，缺乏文献引用，如</w:t>
-      </w:r>
-      <w:r>
-        <w:rPr>
-          <w:rFonts w:hint="eastAsia" w:ascii="Times New Roman" w:hAnsi="Times New Roman"/>
-          <w:color w:val="auto"/>
-          <w:sz w:val="21"/>
-          <w:szCs w:val="21"/>
-          <w:lang w:eastAsia="zh-CN"/>
-        </w:rPr>
-        <w:t>“</w:t>
-      </w:r>
-      <w:r>
-        <w:rPr>
-          <w:rFonts w:ascii="Times New Roman" w:hAnsi="Times New Roman" w:eastAsia="宋体"/>
-          <w:color w:val="auto"/>
-          <w:sz w:val="21"/>
-          <w:szCs w:val="21"/>
-        </w:rPr>
-        <w:t>多模态融合</w:t>
-      </w:r>
-      <w:r>
-        <w:rPr>
-          <w:rFonts w:hint="eastAsia" w:ascii="Times New Roman" w:hAnsi="Times New Roman"/>
-          <w:color w:val="auto"/>
-          <w:sz w:val="21"/>
-          <w:szCs w:val="21"/>
-          <w:lang w:eastAsia="zh-CN"/>
-        </w:rPr>
-        <w:t>”</w:t>
-      </w:r>
-      <w:r>
-        <w:rPr>
-          <w:rFonts w:ascii="Times New Roman" w:hAnsi="Times New Roman" w:eastAsia="宋体"/>
-          <w:color w:val="auto"/>
-          <w:sz w:val="21"/>
-          <w:szCs w:val="21"/>
-        </w:rPr>
-        <w:t>；（4）第34页公式3-17中，三个权重的具体值是如何确定的</w:t>
-      </w:r>
-      <w:r>
-        <w:rPr>
-          <w:rFonts w:hint="default" w:ascii="Times New Roman" w:hAnsi="Times New Roman"/>
-          <w:color w:val="auto"/>
           <w:sz w:val="21"/>
           <w:szCs w:val="21"/>
           <w:lang w:val="en-US" w:eastAsia="zh-CN"/>
         </w:rPr>
-        <w:t>λ</w:t>
+        <w:t>回复：</w:t>
       </w:r>
-      <w:r>
+    </w:p>
+    <w:p>
+      <w:pPr>
+        <w:numPr>
+          <w:numId w:val="0"/>
+        </w:numPr>
+        <w:ind w:leftChars="0"/>
         <w:rPr>
-          <w:rFonts w:hint="eastAsia" w:ascii="Times New Roman" w:hAnsi="Times New Roman"/>
-          <w:color w:val="auto"/>
+          <w:rFonts w:hint="default" w:ascii="Times New Roman" w:hAnsi="Times New Roman"/>
           <w:sz w:val="21"/>
           <w:szCs w:val="21"/>
           <w:lang w:val="en-US" w:eastAsia="zh-CN"/>
         </w:rPr>
-        <w:t>。</w:t>
-      </w:r>
+      </w:pPr>
     </w:p>
     <w:p>
       <w:pPr>
+        <w:numPr>
+          <w:ilvl w:val="0"/>
+          <w:numId w:val="7"/>
+        </w:numPr>
+        <w:ind w:left="0" w:leftChars="0" w:firstLine="0" w:firstLineChars="0"/>
         <w:rPr>
           <w:rFonts w:ascii="Times New Roman" w:hAnsi="Times New Roman"/>
           <w:sz w:val="21"/>
@@ -204,230 +123,79 @@
       </w:pPr>
       <w:r>
         <w:rPr>
-          <w:rFonts w:ascii="Times New Roman" w:hAnsi="Times New Roman" w:eastAsia="宋体"/>
-          <w:color w:val="auto"/>
+          <w:rFonts w:hint="eastAsia" w:ascii="Times New Roman" w:hAnsi="Times New Roman"/>
           <w:sz w:val="21"/>
           <w:szCs w:val="21"/>
         </w:rPr>
-        <w:t>评阅人三提出以下修改意见：（1）3.2.4节未体现哈希层创新性设计策略，只介绍了实现流程；（2）iNaturalist 2018筛选标准不明确，是否真含古树名木样本，GPS精度是否满足要求，缺失坐标如何处理；（3）BFATH数据集仅300张样本，消融实验统计显著性有限；（4）缺少与多模态哈希方法（DCMH、SSAH）的横向对比，缺乏外部参照系；（5）系统功能不完善，缺乏科、属、种等基本检索功能，系统工程量较为单薄；（6）Adaptive名实不符，主模型采用特征拼接，注意力加权融合仅作为备选方案且未在实验中验证；（7）1.2.2节最后2段冗余；（8）3.2.2节不同的图像特征编码器基本知识不需要在本节介绍；（9）3.2.2节应明确分别对图像特征和位置特征编码，应将3.2.3节位置编码迁移到3.2.2节；（10）3.2.4节有明显AI痕迹，双引号标点均不对，公式3-10字体格式不对，公式3-16缺乏说明，公式3-18取值范围有误；（11）公式3-17中的参数定义不规范，建议归一化；（12）3.3.3节mAP计算方式不明确，Recall@K指标中数据描述与前文不符；（13）3.4.1节提及</w:t>
+        <w:t>论文模型的创新工作量有限，论文中采用的多模态融合解决方案较为传统，虽然实验对不同方案进行了验证，但从模型方法的前沿性和创新性看，这部分的工作是比较简单的。可将论文的实验数据集使用建议单独作为一个内容，作为数据集的工作量。</w:t>
       </w:r>
-      <w:r>
+    </w:p>
+    <w:p>
+      <w:pPr>
+        <w:numPr>
+          <w:numId w:val="0"/>
+        </w:numPr>
+        <w:ind w:leftChars="0"/>
         <w:rPr>
           <w:rFonts w:hint="eastAsia" w:ascii="Times New Roman" w:hAnsi="Times New Roman"/>
-          <w:color w:val="auto"/>
-          <w:sz w:val="21"/>
-          <w:szCs w:val="21"/>
-          <w:lang w:eastAsia="zh-CN"/>
-        </w:rPr>
-        <w:t>“</w:t>
-      </w:r>
-      <w:r>
-        <w:rPr>
-          <w:rFonts w:ascii="Times New Roman" w:hAnsi="Times New Roman" w:eastAsia="宋体"/>
-          <w:color w:val="auto"/>
-          <w:sz w:val="21"/>
-          <w:szCs w:val="21"/>
-        </w:rPr>
-        <w:t>本论文报告单次运行的实验结果</w:t>
-      </w:r>
-      <w:r>
-        <w:rPr>
-          <w:rFonts w:hint="eastAsia" w:ascii="Times New Roman" w:hAnsi="Times New Roman"/>
-          <w:color w:val="auto"/>
-          <w:sz w:val="21"/>
-          <w:szCs w:val="21"/>
-          <w:lang w:eastAsia="zh-CN"/>
-        </w:rPr>
-        <w:t>”</w:t>
-      </w:r>
-      <w:r>
-        <w:rPr>
-          <w:rFonts w:ascii="Times New Roman" w:hAnsi="Times New Roman" w:eastAsia="宋体"/>
-          <w:color w:val="auto"/>
-          <w:sz w:val="21"/>
-          <w:szCs w:val="21"/>
-        </w:rPr>
-        <w:t>不合理不科学；（14）L2I检索逻辑缺乏说明，查询输入的位置信息是什么缺乏说明；（15）第4章标题应和正文保持一致</w:t>
-      </w:r>
-      <w:r>
-        <w:rPr>
-          <w:rFonts w:hint="eastAsia" w:ascii="Times New Roman" w:hAnsi="Times New Roman"/>
-          <w:color w:val="auto"/>
-          <w:sz w:val="21"/>
-          <w:szCs w:val="21"/>
-          <w:lang w:eastAsia="zh-CN"/>
-        </w:rPr>
-        <w:t>，</w:t>
-      </w:r>
-      <w:r>
-        <w:rPr>
-          <w:rFonts w:hint="eastAsia" w:ascii="Times New Roman" w:hAnsi="Times New Roman"/>
-          <w:color w:val="auto"/>
           <w:sz w:val="21"/>
           <w:szCs w:val="21"/>
           <w:lang w:val="en-US" w:eastAsia="zh-CN"/>
         </w:rPr>
-        <w:t>应为“4 古树名木多模态检索系统”</w:t>
-      </w:r>
-      <w:r>
-        <w:rPr>
-          <w:rFonts w:ascii="Times New Roman" w:hAnsi="Times New Roman" w:eastAsia="宋体"/>
-          <w:color w:val="auto"/>
-          <w:sz w:val="21"/>
-          <w:szCs w:val="21"/>
-        </w:rPr>
-        <w:t>；（16）部分专业术语界定不严谨，</w:t>
-      </w:r>
+      </w:pPr>
       <w:r>
         <w:rPr>
           <w:rFonts w:hint="eastAsia" w:ascii="Times New Roman" w:hAnsi="Times New Roman"/>
-          <w:color w:val="auto"/>
           <w:sz w:val="21"/>
           <w:szCs w:val="21"/>
-          <w:lang w:eastAsia="zh-CN"/>
+          <w:lang w:val="en-US" w:eastAsia="zh-CN"/>
         </w:rPr>
-        <w:t>“</w:t>
-      </w:r>
-      <w:r>
-        <w:rPr>
-          <w:rFonts w:ascii="Times New Roman" w:hAnsi="Times New Roman" w:eastAsia="宋体"/>
-          <w:color w:val="auto"/>
-          <w:sz w:val="21"/>
-          <w:szCs w:val="21"/>
-        </w:rPr>
-        <w:t>图像信息/数据/视觉/特征</w:t>
-      </w:r>
-      <w:r>
-        <w:rPr>
-          <w:rFonts w:hint="eastAsia" w:ascii="Times New Roman" w:hAnsi="Times New Roman"/>
-          <w:color w:val="auto"/>
-          <w:sz w:val="21"/>
-          <w:szCs w:val="21"/>
-          <w:lang w:eastAsia="zh-CN"/>
-        </w:rPr>
-        <w:t>”</w:t>
-      </w:r>
-      <w:r>
-        <w:rPr>
-          <w:rFonts w:ascii="Times New Roman" w:hAnsi="Times New Roman" w:eastAsia="宋体"/>
-          <w:color w:val="auto"/>
-          <w:sz w:val="21"/>
-          <w:szCs w:val="21"/>
-        </w:rPr>
-        <w:t>、</w:t>
-      </w:r>
-      <w:r>
-        <w:rPr>
-          <w:rFonts w:hint="eastAsia" w:ascii="Times New Roman" w:hAnsi="Times New Roman"/>
-          <w:color w:val="auto"/>
-          <w:sz w:val="21"/>
-          <w:szCs w:val="21"/>
-          <w:lang w:eastAsia="zh-CN"/>
-        </w:rPr>
-        <w:t>“</w:t>
-      </w:r>
-      <w:r>
-        <w:rPr>
-          <w:rFonts w:ascii="Times New Roman" w:hAnsi="Times New Roman" w:eastAsia="宋体"/>
-          <w:color w:val="auto"/>
-          <w:sz w:val="21"/>
-          <w:szCs w:val="21"/>
-        </w:rPr>
-        <w:t>地理位置元数据</w:t>
-      </w:r>
-      <w:r>
-        <w:rPr>
-          <w:rFonts w:hint="eastAsia" w:ascii="Times New Roman" w:hAnsi="Times New Roman"/>
-          <w:color w:val="auto"/>
-          <w:sz w:val="21"/>
-          <w:szCs w:val="21"/>
-          <w:lang w:eastAsia="zh-CN"/>
-        </w:rPr>
-        <w:t>”</w:t>
-      </w:r>
-      <w:r>
-        <w:rPr>
-          <w:rFonts w:ascii="Times New Roman" w:hAnsi="Times New Roman" w:eastAsia="宋体"/>
-          <w:color w:val="auto"/>
-          <w:sz w:val="21"/>
-          <w:szCs w:val="21"/>
-        </w:rPr>
-        <w:t>等</w:t>
-      </w:r>
-      <w:r>
-        <w:rPr>
-          <w:rFonts w:ascii="Times New Roman" w:hAnsi="Times New Roman" w:eastAsia="宋体"/>
-          <w:sz w:val="21"/>
-          <w:szCs w:val="21"/>
-        </w:rPr>
-        <w:t>表述前后不一致；（17）图4.6、4.7中文字过小，严重影响可读性。</w:t>
+        <w:t>回复：</w:t>
       </w:r>
     </w:p>
     <w:p>
       <w:pPr>
+        <w:numPr>
+          <w:numId w:val="0"/>
+        </w:numPr>
+        <w:ind w:leftChars="0"/>
         <w:rPr>
-          <w:rFonts w:ascii="Times New Roman" w:hAnsi="Times New Roman"/>
+          <w:rFonts w:hint="eastAsia" w:ascii="Times New Roman" w:hAnsi="Times New Roman"/>
           <w:sz w:val="21"/>
           <w:szCs w:val="21"/>
+          <w:lang w:val="en-US" w:eastAsia="zh-CN"/>
         </w:rPr>
       </w:pPr>
     </w:p>
     <w:p>
       <w:pPr>
+        <w:numPr>
+          <w:ilvl w:val="0"/>
+          <w:numId w:val="7"/>
+        </w:numPr>
+        <w:ind w:left="0" w:leftChars="0" w:firstLine="0" w:firstLineChars="0"/>
         <w:rPr>
-          <w:rFonts w:ascii="Times New Roman" w:hAnsi="Times New Roman"/>
+          <w:rFonts w:hint="eastAsia" w:ascii="Times New Roman" w:hAnsi="Times New Roman" w:eastAsia="宋体"/>
           <w:sz w:val="21"/>
           <w:szCs w:val="21"/>
+          <w:lang w:val="en-US" w:eastAsia="zh-CN"/>
         </w:rPr>
       </w:pPr>
       <w:r>
         <w:rPr>
-          <w:rFonts w:ascii="Times New Roman" w:hAnsi="Times New Roman" w:eastAsia="宋体"/>
-          <w:b/>
+          <w:rFonts w:hint="eastAsia" w:ascii="Times New Roman" w:hAnsi="Times New Roman"/>
           <w:sz w:val="21"/>
           <w:szCs w:val="21"/>
         </w:rPr>
-        <w:t>研究生修改说明：</w:t>
+        <w:t>论文关于系统设计内容存在一定漏洞，例如论文的数据库设计中有关时间字段的设计等。</w:t>
       </w:r>
     </w:p>
     <w:p>
       <w:pPr>
-        <w:rPr>
-          <w:rFonts w:ascii="Times New Roman" w:hAnsi="Times New Roman"/>
-          <w:sz w:val="21"/>
-          <w:szCs w:val="21"/>
-        </w:rPr>
-      </w:pPr>
-      <w:r>
-        <w:rPr>
-          <w:rFonts w:ascii="Times New Roman" w:hAnsi="Times New Roman" w:eastAsia="宋体"/>
-          <w:b/>
-          <w:sz w:val="21"/>
-          <w:szCs w:val="21"/>
-        </w:rPr>
-        <w:t>针对评阅人一的意见修改说明</w:t>
-      </w:r>
-    </w:p>
-    <w:p>
-      <w:pPr>
-        <w:rPr>
-          <w:rFonts w:ascii="Times New Roman" w:hAnsi="Times New Roman"/>
-          <w:sz w:val="21"/>
-          <w:szCs w:val="21"/>
-        </w:rPr>
-      </w:pPr>
-      <w:r>
-        <w:rPr>
-          <w:rFonts w:ascii="Times New Roman" w:hAnsi="Times New Roman" w:eastAsia="宋体"/>
-          <w:b/>
-          <w:sz w:val="21"/>
-          <w:szCs w:val="21"/>
-        </w:rPr>
-        <w:t>意见一：第2章内容太多，需要精简。</w:t>
-      </w:r>
-    </w:p>
-    <w:p>
-      <w:pPr>
+        <w:numPr>
+          <w:numId w:val="0"/>
+        </w:numPr>
+        <w:ind w:leftChars="0"/>
         <w:rPr>
           <w:rFonts w:hint="default" w:ascii="Times New Roman" w:hAnsi="Times New Roman" w:eastAsia="宋体"/>
           <w:sz w:val="21"/>
@@ -437,3486 +205,15 @@
       </w:pPr>
       <w:r>
         <w:rPr>
-          <w:rFonts w:ascii="Times New Roman" w:hAnsi="Times New Roman" w:eastAsia="宋体"/>
-          <w:sz w:val="21"/>
-          <w:szCs w:val="21"/>
-        </w:rPr>
-        <w:t>回复：感谢评阅专家提出的宝贵意见。本人在修改过程中对第2章进行了精简</w:t>
-      </w:r>
-      <w:r>
-        <w:rPr>
-          <w:rFonts w:hint="eastAsia" w:ascii="Times New Roman" w:hAnsi="Times New Roman"/>
-          <w:sz w:val="21"/>
-          <w:szCs w:val="21"/>
-          <w:lang w:eastAsia="zh-CN"/>
-        </w:rPr>
-        <w:t>：（</w:t>
-      </w:r>
-      <w:r>
-        <w:rPr>
           <w:rFonts w:hint="eastAsia" w:ascii="Times New Roman" w:hAnsi="Times New Roman"/>
           <w:sz w:val="21"/>
           <w:szCs w:val="21"/>
           <w:lang w:val="en-US" w:eastAsia="zh-CN"/>
         </w:rPr>
-        <w:t>1</w:t>
-      </w:r>
-      <w:r>
-        <w:rPr>
-          <w:rFonts w:ascii="Times New Roman" w:hAnsi="Times New Roman" w:eastAsia="宋体"/>
-          <w:sz w:val="21"/>
-          <w:szCs w:val="21"/>
-        </w:rPr>
-        <w:t>AlexNet、dropout、Xavier等</w:t>
-      </w:r>
-      <w:r>
-        <w:rPr>
-          <w:rFonts w:hint="eastAsia" w:ascii="Times New Roman" w:hAnsi="Times New Roman"/>
-          <w:sz w:val="21"/>
-          <w:szCs w:val="21"/>
-          <w:lang w:val="en-US" w:eastAsia="zh-CN"/>
-        </w:rPr>
-        <w:t>基础内容从3.2.2节前移到2.1.2节，并精简描述</w:t>
-      </w:r>
-      <w:r>
-        <w:rPr>
-          <w:rFonts w:hint="eastAsia" w:ascii="Times New Roman" w:hAnsi="Times New Roman"/>
-          <w:sz w:val="21"/>
-          <w:szCs w:val="21"/>
-          <w:lang w:eastAsia="zh-CN"/>
-        </w:rPr>
-        <w:t>。（</w:t>
-      </w:r>
-      <w:r>
-        <w:rPr>
-          <w:rFonts w:hint="eastAsia" w:ascii="Times New Roman" w:hAnsi="Times New Roman"/>
-          <w:sz w:val="21"/>
-          <w:szCs w:val="21"/>
-          <w:lang w:val="en-US" w:eastAsia="zh-CN"/>
-        </w:rPr>
-        <w:t>2</w:t>
-      </w:r>
-      <w:r>
-        <w:rPr>
-          <w:rFonts w:hint="eastAsia" w:ascii="Times New Roman" w:hAnsi="Times New Roman"/>
-          <w:sz w:val="21"/>
-          <w:szCs w:val="21"/>
-          <w:lang w:eastAsia="zh-CN"/>
-        </w:rPr>
-        <w:t>）</w:t>
-      </w:r>
-      <w:r>
-        <w:rPr>
-          <w:rFonts w:ascii="Times New Roman" w:hAnsi="Times New Roman" w:eastAsia="宋体"/>
-          <w:sz w:val="21"/>
-          <w:szCs w:val="21"/>
-        </w:rPr>
-        <w:t>将3.2.2节中ViT、EfficientNet等</w:t>
-      </w:r>
-      <w:r>
-        <w:rPr>
-          <w:rFonts w:hint="eastAsia" w:ascii="Times New Roman" w:hAnsi="Times New Roman"/>
-          <w:sz w:val="21"/>
-          <w:szCs w:val="21"/>
-          <w:lang w:val="en-US" w:eastAsia="zh-CN"/>
-        </w:rPr>
-        <w:t>内容从3.2.2节前移到2.1.2节，并精简描述</w:t>
-      </w:r>
-      <w:r>
-        <w:rPr>
-          <w:rFonts w:ascii="Times New Roman" w:hAnsi="Times New Roman" w:eastAsia="宋体"/>
-          <w:sz w:val="21"/>
-          <w:szCs w:val="21"/>
-        </w:rPr>
-        <w:t>；并将LocationEncoder内容并入3.2.2节，删除了3.2.3节位置编码的重复说明，调整了章节层次结构。</w:t>
-      </w:r>
-    </w:p>
-    <w:p>
-      <w:pPr>
-        <w:rPr>
-          <w:rFonts w:ascii="Times New Roman" w:hAnsi="Times New Roman"/>
-          <w:sz w:val="21"/>
-          <w:szCs w:val="21"/>
-        </w:rPr>
-      </w:pPr>
-      <w:r>
-        <w:rPr>
-          <w:rFonts w:ascii="Times New Roman" w:hAnsi="Times New Roman" w:eastAsia="宋体"/>
-          <w:b/>
-          <w:sz w:val="21"/>
-          <w:szCs w:val="21"/>
-        </w:rPr>
-        <w:t>意见二：基线对比均为单模态方法，缺少多模态哈希方法实验对比。</w:t>
-      </w:r>
-    </w:p>
-    <w:p>
-      <w:pPr>
-        <w:rPr>
-          <w:rFonts w:hint="default" w:ascii="Times New Roman" w:hAnsi="Times New Roman" w:eastAsia="宋体"/>
-          <w:sz w:val="21"/>
-          <w:szCs w:val="21"/>
-          <w:lang w:val="en-US" w:eastAsia="zh-CN"/>
-        </w:rPr>
-      </w:pPr>
-      <w:r>
-        <w:rPr>
-          <w:rFonts w:ascii="Times New Roman" w:hAnsi="Times New Roman"/>
-          <w:sz w:val="21"/>
-          <w:szCs w:val="21"/>
-        </w:rPr>
-        <w:t>回复：感谢评阅专家的指正。</w:t>
-      </w:r>
-      <w:r>
-        <w:rPr>
-          <w:rFonts w:ascii="Times New Roman" w:hAnsi="Times New Roman" w:eastAsia="宋体"/>
-          <w:sz w:val="21"/>
-          <w:szCs w:val="21"/>
-        </w:rPr>
-        <w:t>本人</w:t>
-      </w:r>
-      <w:r>
-        <w:rPr>
-          <w:rFonts w:hint="eastAsia" w:ascii="Times New Roman" w:hAnsi="Times New Roman"/>
-          <w:sz w:val="21"/>
-          <w:szCs w:val="21"/>
-          <w:lang w:val="en-US" w:eastAsia="zh-CN"/>
-        </w:rPr>
-        <w:t>修改如下：</w:t>
-      </w:r>
-      <w:r>
-        <w:rPr>
-          <w:rFonts w:hint="eastAsia" w:ascii="Times New Roman" w:hAnsi="Times New Roman"/>
-          <w:sz w:val="21"/>
-          <w:szCs w:val="21"/>
-          <w:lang w:eastAsia="zh-CN"/>
-        </w:rPr>
-        <w:t>（</w:t>
-      </w:r>
-      <w:r>
-        <w:rPr>
-          <w:rFonts w:hint="eastAsia" w:ascii="Times New Roman" w:hAnsi="Times New Roman"/>
-          <w:sz w:val="21"/>
-          <w:szCs w:val="21"/>
-          <w:lang w:val="en-US" w:eastAsia="zh-CN"/>
-        </w:rPr>
-        <w:t>1</w:t>
-      </w:r>
-      <w:r>
-        <w:rPr>
-          <w:rFonts w:hint="eastAsia" w:ascii="Times New Roman" w:hAnsi="Times New Roman"/>
-          <w:sz w:val="21"/>
-          <w:szCs w:val="21"/>
-          <w:lang w:eastAsia="zh-CN"/>
-        </w:rPr>
-        <w:t>）</w:t>
-      </w:r>
-      <w:r>
-        <w:rPr>
-          <w:rFonts w:hint="eastAsia" w:ascii="Times New Roman" w:hAnsi="Times New Roman"/>
-          <w:sz w:val="21"/>
-          <w:szCs w:val="21"/>
-          <w:lang w:val="en-US" w:eastAsia="zh-CN"/>
-        </w:rPr>
-        <w:t>3.4.1</w:t>
-      </w:r>
-      <w:r>
-        <w:rPr>
-          <w:rFonts w:ascii="Times New Roman" w:hAnsi="Times New Roman"/>
-          <w:sz w:val="21"/>
-          <w:szCs w:val="21"/>
-        </w:rPr>
-        <w:t>说明DCMH、SSAH等现有多模态哈希方法</w:t>
-      </w:r>
-      <w:r>
-        <w:rPr>
-          <w:rFonts w:hint="eastAsia" w:ascii="Times New Roman" w:hAnsi="Times New Roman"/>
-          <w:sz w:val="21"/>
-          <w:szCs w:val="21"/>
-          <w:lang w:val="en-US" w:eastAsia="zh-CN"/>
-        </w:rPr>
-        <w:t>是图像-</w:t>
-      </w:r>
-      <w:r>
-        <w:rPr>
-          <w:rFonts w:ascii="Times New Roman" w:hAnsi="Times New Roman"/>
-          <w:sz w:val="21"/>
-          <w:szCs w:val="21"/>
-        </w:rPr>
-        <w:t>文本编码器</w:t>
-      </w:r>
-      <w:r>
-        <w:rPr>
-          <w:rFonts w:hint="eastAsia" w:ascii="Times New Roman" w:hAnsi="Times New Roman"/>
-          <w:sz w:val="21"/>
-          <w:szCs w:val="21"/>
-          <w:lang w:eastAsia="zh-CN"/>
-        </w:rPr>
-        <w:t>，</w:t>
-      </w:r>
-      <w:r>
-        <w:rPr>
-          <w:rFonts w:hint="eastAsia" w:ascii="Times New Roman" w:hAnsi="Times New Roman"/>
-          <w:sz w:val="21"/>
-          <w:szCs w:val="21"/>
-          <w:lang w:val="en-US" w:eastAsia="zh-CN"/>
-        </w:rPr>
-        <w:t>其中文本编码器</w:t>
-      </w:r>
-      <w:r>
-        <w:rPr>
-          <w:rFonts w:ascii="Times New Roman" w:hAnsi="Times New Roman"/>
-          <w:sz w:val="21"/>
-          <w:szCs w:val="21"/>
-        </w:rPr>
-        <w:t>与地理位置坐标在输入格式、语义空间和编码方式上存在差异，无法直接迁移构成公平对比</w:t>
-      </w:r>
-      <w:r>
-        <w:rPr>
-          <w:rFonts w:hint="eastAsia" w:ascii="Times New Roman" w:hAnsi="Times New Roman"/>
-          <w:sz w:val="21"/>
-          <w:szCs w:val="21"/>
-          <w:lang w:eastAsia="zh-CN"/>
-        </w:rPr>
-        <w:t>。（</w:t>
-      </w:r>
-      <w:r>
-        <w:rPr>
-          <w:rFonts w:hint="eastAsia" w:ascii="Times New Roman" w:hAnsi="Times New Roman"/>
-          <w:sz w:val="21"/>
-          <w:szCs w:val="21"/>
-          <w:lang w:val="en-US" w:eastAsia="zh-CN"/>
-        </w:rPr>
-        <w:t>2</w:t>
-      </w:r>
-      <w:r>
-        <w:rPr>
-          <w:rFonts w:hint="eastAsia" w:ascii="Times New Roman" w:hAnsi="Times New Roman"/>
-          <w:sz w:val="21"/>
-          <w:szCs w:val="21"/>
-          <w:lang w:eastAsia="zh-CN"/>
-        </w:rPr>
-        <w:t>）</w:t>
-      </w:r>
-      <w:r>
-        <w:rPr>
-          <w:rFonts w:hint="eastAsia" w:ascii="Times New Roman" w:hAnsi="Times New Roman"/>
-          <w:sz w:val="21"/>
-          <w:szCs w:val="21"/>
-          <w:lang w:val="en-US" w:eastAsia="zh-CN"/>
-        </w:rPr>
-        <w:t>3.4.2对比实验设计了单模态变体做公平对照和多模态增益验证说明，</w:t>
-      </w:r>
-      <w:r>
-        <w:rPr>
-          <w:rFonts w:ascii="Times New Roman" w:hAnsi="Times New Roman"/>
-          <w:sz w:val="21"/>
-          <w:szCs w:val="21"/>
-        </w:rPr>
-        <w:t>补充了DHLM与GeoCLIP在任务目标上的差异化定位</w:t>
-      </w:r>
-      <w:r>
-        <w:rPr>
-          <w:rFonts w:hint="eastAsia" w:ascii="Times New Roman" w:hAnsi="Times New Roman"/>
-          <w:sz w:val="21"/>
-          <w:szCs w:val="21"/>
-          <w:lang w:eastAsia="zh-CN"/>
-        </w:rPr>
-        <w:t>。（</w:t>
-      </w:r>
-      <w:r>
-        <w:rPr>
-          <w:rFonts w:hint="eastAsia" w:ascii="Times New Roman" w:hAnsi="Times New Roman"/>
-          <w:sz w:val="21"/>
-          <w:szCs w:val="21"/>
-          <w:lang w:val="en-US" w:eastAsia="zh-CN"/>
-        </w:rPr>
-        <w:t>3</w:t>
-      </w:r>
-      <w:r>
-        <w:rPr>
-          <w:rFonts w:hint="eastAsia" w:ascii="Times New Roman" w:hAnsi="Times New Roman"/>
-          <w:sz w:val="21"/>
-          <w:szCs w:val="21"/>
-          <w:lang w:eastAsia="zh-CN"/>
-        </w:rPr>
-        <w:t>）</w:t>
-      </w:r>
-      <w:r>
-        <w:rPr>
-          <w:rFonts w:hint="eastAsia" w:ascii="Times New Roman" w:hAnsi="Times New Roman"/>
-          <w:sz w:val="21"/>
-          <w:szCs w:val="21"/>
-          <w:lang w:val="en-US" w:eastAsia="zh-CN"/>
-        </w:rPr>
-        <w:t>5.2的</w:t>
-      </w:r>
-      <w:r>
-        <w:rPr>
-          <w:rFonts w:hint="eastAsia"/>
-        </w:rPr>
-        <w:t>实验验证层面</w:t>
-      </w:r>
-      <w:r>
-        <w:rPr>
-          <w:rFonts w:hint="eastAsia"/>
-          <w:lang w:eastAsia="zh-CN"/>
-        </w:rPr>
-        <w:t>，</w:t>
-      </w:r>
-      <w:r>
-        <w:rPr>
-          <w:rFonts w:hint="eastAsia" w:ascii="Times New Roman" w:hAnsi="Times New Roman"/>
-          <w:sz w:val="21"/>
-          <w:szCs w:val="21"/>
-          <w:lang w:val="en-US" w:eastAsia="zh-CN"/>
-        </w:rPr>
-        <w:t>对多模态哈希方法的实验对比做了展望说明。</w:t>
-      </w:r>
-    </w:p>
-    <w:p>
-      <w:pPr>
-        <w:rPr>
-          <w:rFonts w:ascii="Times New Roman" w:hAnsi="Times New Roman"/>
-          <w:sz w:val="21"/>
-          <w:szCs w:val="21"/>
-        </w:rPr>
-      </w:pPr>
-      <w:r>
-        <w:rPr>
-          <w:rFonts w:ascii="Times New Roman" w:hAnsi="Times New Roman" w:eastAsia="宋体"/>
-          <w:b/>
-          <w:sz w:val="21"/>
-          <w:szCs w:val="21"/>
-        </w:rPr>
-        <w:t>意见三：自建BFATH数据集仅300样本，规模偏小，消融实验结论受统计波动影响。</w:t>
-      </w:r>
-    </w:p>
-    <w:p>
-      <w:pPr>
-        <w:rPr>
-          <w:rFonts w:ascii="Times New Roman" w:hAnsi="Times New Roman"/>
-          <w:sz w:val="21"/>
-          <w:szCs w:val="21"/>
-        </w:rPr>
-      </w:pPr>
-      <w:r>
-        <w:rPr>
-          <w:rFonts w:ascii="Times New Roman" w:hAnsi="Times New Roman"/>
-          <w:sz w:val="21"/>
-          <w:szCs w:val="21"/>
-        </w:rPr>
-        <w:t>回复：感谢评阅专家的关注。本人在3.3.1节、3.4.1节和3.4.3节补充了以下说明：（1）BFATH数据集小样本的合理性论证，古树名木为不可再生资源，受保护政策限制，300张已属稀缺资源，并说明了迁移学习、预训练模型评估、关注排序而非绝对数值</w:t>
-      </w:r>
-      <w:r>
-        <w:rPr>
-          <w:rFonts w:hint="eastAsia" w:ascii="Times New Roman" w:hAnsi="Times New Roman"/>
-          <w:sz w:val="21"/>
-          <w:szCs w:val="21"/>
-          <w:lang w:val="en-US" w:eastAsia="zh-CN"/>
-        </w:rPr>
-        <w:t>说明</w:t>
-      </w:r>
-      <w:r>
-        <w:rPr>
-          <w:rFonts w:hint="eastAsia" w:ascii="Times New Roman" w:hAnsi="Times New Roman"/>
-          <w:sz w:val="21"/>
-          <w:szCs w:val="21"/>
-          <w:lang w:eastAsia="zh-CN"/>
-        </w:rPr>
-        <w:t>。</w:t>
-      </w:r>
-      <w:r>
-        <w:rPr>
-          <w:rFonts w:ascii="Times New Roman" w:hAnsi="Times New Roman"/>
-          <w:sz w:val="21"/>
-          <w:szCs w:val="21"/>
-        </w:rPr>
-        <w:t>（2）明确了数据集职能定位，iNaturalist 2018承担核心性能对比、融合策略对比与消融实验，BFATH承担领域微调验证与系统演示</w:t>
-      </w:r>
-      <w:r>
-        <w:rPr>
-          <w:rFonts w:hint="eastAsia" w:ascii="Times New Roman" w:hAnsi="Times New Roman"/>
-          <w:sz w:val="21"/>
-          <w:szCs w:val="21"/>
-          <w:lang w:eastAsia="zh-CN"/>
-        </w:rPr>
-        <w:t>。</w:t>
-      </w:r>
-      <w:r>
-        <w:rPr>
-          <w:rFonts w:ascii="Times New Roman" w:hAnsi="Times New Roman"/>
-          <w:sz w:val="21"/>
-          <w:szCs w:val="21"/>
-        </w:rPr>
-        <w:t>（3）为增强消融实验的统计稳健性，消融实验</w:t>
-      </w:r>
-      <w:r>
-        <w:rPr>
-          <w:rFonts w:hint="eastAsia" w:ascii="Times New Roman" w:hAnsi="Times New Roman"/>
-          <w:sz w:val="21"/>
-          <w:szCs w:val="21"/>
-          <w:lang w:val="en-US" w:eastAsia="zh-CN"/>
-        </w:rPr>
-        <w:t>在</w:t>
-      </w:r>
-      <w:r>
-        <w:rPr>
-          <w:rFonts w:ascii="Times New Roman" w:hAnsi="Times New Roman"/>
-          <w:sz w:val="21"/>
-          <w:szCs w:val="21"/>
-        </w:rPr>
-        <w:t>iNaturalist 2018验证集（2509张）上进行</w:t>
-      </w:r>
-      <w:r>
-        <w:rPr>
-          <w:rFonts w:hint="eastAsia" w:ascii="Times New Roman" w:hAnsi="Times New Roman"/>
-          <w:sz w:val="21"/>
-          <w:szCs w:val="21"/>
-          <w:lang w:eastAsia="zh-CN"/>
-        </w:rPr>
-        <w:t>，</w:t>
-      </w:r>
-      <w:r>
-        <w:rPr>
-          <w:rFonts w:ascii="Times New Roman" w:hAnsi="Times New Roman"/>
-          <w:sz w:val="21"/>
-          <w:szCs w:val="21"/>
-        </w:rPr>
-        <w:t>受时间限制</w:t>
-      </w:r>
-      <w:r>
-        <w:rPr>
-          <w:rFonts w:hint="eastAsia" w:ascii="Times New Roman" w:hAnsi="Times New Roman"/>
-          <w:sz w:val="21"/>
-          <w:szCs w:val="21"/>
-          <w:lang w:val="en-US" w:eastAsia="zh-CN"/>
-        </w:rPr>
-        <w:t>未执行</w:t>
-      </w:r>
-      <w:r>
-        <w:rPr>
-          <w:rFonts w:ascii="Times New Roman" w:hAnsi="Times New Roman"/>
-          <w:sz w:val="21"/>
-          <w:szCs w:val="21"/>
-        </w:rPr>
-        <w:t>专家建议的K折交叉验证。</w:t>
-      </w:r>
-    </w:p>
-    <w:p>
-      <w:pPr>
-        <w:rPr>
-          <w:rFonts w:ascii="Times New Roman" w:hAnsi="Times New Roman" w:eastAsia="宋体"/>
-          <w:b/>
-          <w:sz w:val="21"/>
-          <w:szCs w:val="21"/>
-        </w:rPr>
-      </w:pPr>
-    </w:p>
-    <w:p>
-      <w:pPr>
-        <w:rPr>
-          <w:rFonts w:ascii="Times New Roman" w:hAnsi="Times New Roman"/>
-          <w:sz w:val="21"/>
-          <w:szCs w:val="21"/>
-        </w:rPr>
-      </w:pPr>
-      <w:r>
-        <w:rPr>
-          <w:rFonts w:ascii="Times New Roman" w:hAnsi="Times New Roman" w:eastAsia="宋体"/>
-          <w:b/>
-          <w:sz w:val="21"/>
-          <w:szCs w:val="21"/>
-        </w:rPr>
-        <w:t>针对评阅人二的意见修改说明</w:t>
-      </w:r>
-    </w:p>
-    <w:p>
-      <w:pPr>
-        <w:rPr>
-          <w:rFonts w:ascii="Times New Roman" w:hAnsi="Times New Roman"/>
-          <w:sz w:val="21"/>
-          <w:szCs w:val="21"/>
-        </w:rPr>
-      </w:pPr>
-      <w:r>
-        <w:rPr>
-          <w:rFonts w:ascii="Times New Roman" w:hAnsi="Times New Roman" w:eastAsia="宋体"/>
-          <w:b/>
-          <w:sz w:val="21"/>
-          <w:szCs w:val="21"/>
-        </w:rPr>
-        <w:t>意见一：第6页图1.1中，三部分研究内容所在的框格需要用箭头等连接起来，表明三者之间的关系，另外图中留白太多，字体太小，建议重新设计绘图。</w:t>
-      </w:r>
-    </w:p>
-    <w:p>
-      <w:pPr>
-        <w:rPr>
-          <w:rFonts w:hint="eastAsia" w:ascii="Times New Roman" w:hAnsi="Times New Roman"/>
-          <w:sz w:val="21"/>
-          <w:szCs w:val="21"/>
-          <w:lang w:val="en-US" w:eastAsia="zh-CN"/>
-        </w:rPr>
-      </w:pPr>
-      <w:r>
-        <w:rPr>
-          <w:rFonts w:ascii="Times New Roman" w:hAnsi="Times New Roman" w:eastAsia="宋体"/>
-          <w:sz w:val="21"/>
-          <w:szCs w:val="21"/>
-        </w:rPr>
-        <w:t>回复：感谢评阅专家的细致审阅。本人已重新绘制技术路线图，在三列之间增加横向箭头体现</w:t>
-      </w:r>
-      <w:r>
-        <w:rPr>
-          <w:rFonts w:hint="eastAsia" w:ascii="Times New Roman" w:hAnsi="Times New Roman"/>
-          <w:sz w:val="21"/>
-          <w:szCs w:val="21"/>
-          <w:lang w:eastAsia="zh-CN"/>
-        </w:rPr>
-        <w:t>“</w:t>
-      </w:r>
-      <w:r>
-        <w:rPr>
-          <w:rFonts w:ascii="Times New Roman" w:hAnsi="Times New Roman" w:eastAsia="宋体"/>
-          <w:sz w:val="21"/>
-          <w:szCs w:val="21"/>
-        </w:rPr>
-        <w:t>模型设计→实验验证→系统实现</w:t>
-      </w:r>
-      <w:r>
-        <w:rPr>
-          <w:rFonts w:hint="eastAsia" w:ascii="Times New Roman" w:hAnsi="Times New Roman"/>
-          <w:sz w:val="21"/>
-          <w:szCs w:val="21"/>
-          <w:lang w:eastAsia="zh-CN"/>
-        </w:rPr>
-        <w:t>”</w:t>
-      </w:r>
-      <w:r>
-        <w:rPr>
-          <w:rFonts w:ascii="Times New Roman" w:hAnsi="Times New Roman" w:eastAsia="宋体"/>
-          <w:sz w:val="21"/>
-          <w:szCs w:val="21"/>
-        </w:rPr>
-        <w:t>的递进</w:t>
-      </w:r>
-      <w:r>
-        <w:rPr>
-          <w:rFonts w:hint="eastAsia" w:ascii="Times New Roman" w:hAnsi="Times New Roman"/>
-          <w:sz w:val="21"/>
-          <w:szCs w:val="21"/>
-          <w:lang w:val="en-US" w:eastAsia="zh-CN"/>
-        </w:rPr>
-        <w:t>逻辑</w:t>
-      </w:r>
-      <w:r>
-        <w:rPr>
-          <w:rFonts w:ascii="Times New Roman" w:hAnsi="Times New Roman" w:eastAsia="宋体"/>
-          <w:sz w:val="21"/>
-          <w:szCs w:val="21"/>
-        </w:rPr>
-        <w:t>关系，缩小列间距减少留白，并将顶层标题及内部框字体统一放大</w:t>
-      </w:r>
-      <w:r>
-        <w:rPr>
-          <w:rFonts w:hint="eastAsia" w:ascii="Times New Roman" w:hAnsi="Times New Roman"/>
-          <w:sz w:val="21"/>
-          <w:szCs w:val="21"/>
-          <w:lang w:eastAsia="zh-CN"/>
-        </w:rPr>
-        <w:t>，</w:t>
-      </w:r>
-      <w:r>
-        <w:rPr>
-          <w:rFonts w:hint="eastAsia" w:ascii="Times New Roman" w:hAnsi="Times New Roman"/>
-          <w:sz w:val="21"/>
-          <w:szCs w:val="21"/>
-          <w:lang w:val="en-US" w:eastAsia="zh-CN"/>
-        </w:rPr>
-        <w:t>提高了清晰度。</w:t>
-      </w:r>
-    </w:p>
-    <w:p>
-      <w:pPr>
-        <w:rPr>
-          <w:rFonts w:ascii="Times New Roman" w:hAnsi="Times New Roman"/>
-          <w:sz w:val="21"/>
-          <w:szCs w:val="21"/>
-        </w:rPr>
-      </w:pPr>
-      <w:r>
-        <w:rPr>
-          <w:rFonts w:ascii="Times New Roman" w:hAnsi="Times New Roman" w:eastAsia="宋体"/>
-          <w:b/>
-          <w:sz w:val="21"/>
-          <w:szCs w:val="21"/>
-        </w:rPr>
-        <w:t>意见二：第14页图2.6中，应为</w:t>
-      </w:r>
-      <w:r>
-        <w:rPr>
-          <w:rFonts w:hint="eastAsia" w:ascii="Times New Roman" w:hAnsi="Times New Roman"/>
-          <w:b/>
-          <w:sz w:val="21"/>
-          <w:szCs w:val="21"/>
-          <w:lang w:eastAsia="zh-CN"/>
-        </w:rPr>
-        <w:t>“</w:t>
-      </w:r>
-      <w:r>
-        <w:rPr>
-          <w:rFonts w:ascii="Times New Roman" w:hAnsi="Times New Roman" w:eastAsia="宋体"/>
-          <w:b/>
-          <w:sz w:val="21"/>
-          <w:szCs w:val="21"/>
-        </w:rPr>
-        <w:t>样本</w:t>
-      </w:r>
-      <w:r>
-        <w:rPr>
-          <w:rFonts w:hint="eastAsia" w:ascii="Times New Roman" w:hAnsi="Times New Roman"/>
-          <w:b/>
-          <w:sz w:val="21"/>
-          <w:szCs w:val="21"/>
-          <w:lang w:eastAsia="zh-CN"/>
-        </w:rPr>
-        <w:t>”</w:t>
-      </w:r>
-      <w:r>
-        <w:rPr>
-          <w:rFonts w:ascii="Times New Roman" w:hAnsi="Times New Roman" w:eastAsia="宋体"/>
-          <w:b/>
-          <w:sz w:val="21"/>
-          <w:szCs w:val="21"/>
-        </w:rPr>
-        <w:t>，而不是</w:t>
-      </w:r>
-      <w:r>
-        <w:rPr>
-          <w:rFonts w:hint="eastAsia" w:ascii="Times New Roman" w:hAnsi="Times New Roman"/>
-          <w:b/>
-          <w:sz w:val="21"/>
-          <w:szCs w:val="21"/>
-          <w:lang w:eastAsia="zh-CN"/>
-        </w:rPr>
-        <w:t>“</w:t>
-      </w:r>
-      <w:r>
-        <w:rPr>
-          <w:rFonts w:ascii="Times New Roman" w:hAnsi="Times New Roman" w:eastAsia="宋体"/>
-          <w:b/>
-          <w:sz w:val="21"/>
-          <w:szCs w:val="21"/>
-        </w:rPr>
-        <w:t>相本</w:t>
-      </w:r>
-      <w:r>
-        <w:rPr>
-          <w:rFonts w:hint="eastAsia" w:ascii="Times New Roman" w:hAnsi="Times New Roman"/>
-          <w:b/>
-          <w:sz w:val="21"/>
-          <w:szCs w:val="21"/>
-          <w:lang w:eastAsia="zh-CN"/>
-        </w:rPr>
-        <w:t>”</w:t>
-      </w:r>
-      <w:r>
-        <w:rPr>
-          <w:rFonts w:ascii="Times New Roman" w:hAnsi="Times New Roman" w:eastAsia="宋体"/>
-          <w:b/>
-          <w:sz w:val="21"/>
-          <w:szCs w:val="21"/>
-        </w:rPr>
-        <w:t>。</w:t>
-      </w:r>
-    </w:p>
-    <w:p>
-      <w:pPr>
-        <w:rPr>
-          <w:rFonts w:ascii="Times New Roman" w:hAnsi="Times New Roman"/>
-          <w:sz w:val="21"/>
-          <w:szCs w:val="21"/>
-        </w:rPr>
-      </w:pPr>
-      <w:r>
-        <w:rPr>
-          <w:rFonts w:ascii="Times New Roman" w:hAnsi="Times New Roman" w:eastAsia="宋体"/>
-          <w:sz w:val="21"/>
-          <w:szCs w:val="21"/>
-        </w:rPr>
-        <w:t>回复：感谢评阅专家的指正。本人已修正图2.6题注文字，将</w:t>
-      </w:r>
-      <w:r>
-        <w:rPr>
-          <w:rFonts w:hint="eastAsia" w:ascii="Times New Roman" w:hAnsi="Times New Roman"/>
-          <w:sz w:val="21"/>
-          <w:szCs w:val="21"/>
-          <w:lang w:eastAsia="zh-CN"/>
-        </w:rPr>
-        <w:t>“</w:t>
-      </w:r>
-      <w:r>
-        <w:rPr>
-          <w:rFonts w:ascii="Times New Roman" w:hAnsi="Times New Roman" w:eastAsia="宋体"/>
-          <w:sz w:val="21"/>
-          <w:szCs w:val="21"/>
-        </w:rPr>
-        <w:t>相本</w:t>
-      </w:r>
-      <w:r>
-        <w:rPr>
-          <w:rFonts w:hint="eastAsia" w:ascii="Times New Roman" w:hAnsi="Times New Roman"/>
-          <w:sz w:val="21"/>
-          <w:szCs w:val="21"/>
-          <w:lang w:eastAsia="zh-CN"/>
-        </w:rPr>
-        <w:t>”</w:t>
-      </w:r>
-      <w:r>
-        <w:rPr>
-          <w:rFonts w:ascii="Times New Roman" w:hAnsi="Times New Roman" w:eastAsia="宋体"/>
-          <w:sz w:val="21"/>
-          <w:szCs w:val="21"/>
-        </w:rPr>
-        <w:t>改为</w:t>
-      </w:r>
-      <w:r>
-        <w:rPr>
-          <w:rFonts w:hint="eastAsia" w:ascii="Times New Roman" w:hAnsi="Times New Roman"/>
-          <w:sz w:val="21"/>
-          <w:szCs w:val="21"/>
-          <w:lang w:eastAsia="zh-CN"/>
-        </w:rPr>
-        <w:t>“</w:t>
-      </w:r>
-      <w:r>
-        <w:rPr>
-          <w:rFonts w:ascii="Times New Roman" w:hAnsi="Times New Roman" w:eastAsia="宋体"/>
-          <w:sz w:val="21"/>
-          <w:szCs w:val="21"/>
-        </w:rPr>
-        <w:t>样本</w:t>
-      </w:r>
-      <w:r>
-        <w:rPr>
-          <w:rFonts w:hint="eastAsia" w:ascii="Times New Roman" w:hAnsi="Times New Roman"/>
-          <w:sz w:val="21"/>
-          <w:szCs w:val="21"/>
-          <w:lang w:eastAsia="zh-CN"/>
-        </w:rPr>
-        <w:t>”</w:t>
-      </w:r>
-      <w:r>
-        <w:rPr>
-          <w:rFonts w:ascii="Times New Roman" w:hAnsi="Times New Roman" w:eastAsia="宋体"/>
-          <w:sz w:val="21"/>
-          <w:szCs w:val="21"/>
-        </w:rPr>
-        <w:t>。</w:t>
-      </w:r>
-    </w:p>
-    <w:p>
-      <w:pPr>
-        <w:rPr>
-          <w:rFonts w:ascii="Times New Roman" w:hAnsi="Times New Roman"/>
-          <w:sz w:val="21"/>
-          <w:szCs w:val="21"/>
-        </w:rPr>
-      </w:pPr>
-      <w:r>
-        <w:rPr>
-          <w:rFonts w:ascii="Times New Roman" w:hAnsi="Times New Roman" w:eastAsia="宋体"/>
-          <w:b/>
-          <w:sz w:val="21"/>
-          <w:szCs w:val="21"/>
-        </w:rPr>
-        <w:t>意见三：作者在介绍一些基本概念时，缺乏文献引用，如</w:t>
-      </w:r>
-      <w:r>
-        <w:rPr>
-          <w:rFonts w:hint="eastAsia" w:ascii="Times New Roman" w:hAnsi="Times New Roman"/>
-          <w:b/>
-          <w:sz w:val="21"/>
-          <w:szCs w:val="21"/>
-          <w:lang w:eastAsia="zh-CN"/>
-        </w:rPr>
-        <w:t>“</w:t>
-      </w:r>
-      <w:r>
-        <w:rPr>
-          <w:rFonts w:ascii="Times New Roman" w:hAnsi="Times New Roman" w:eastAsia="宋体"/>
-          <w:b/>
-          <w:sz w:val="21"/>
-          <w:szCs w:val="21"/>
-        </w:rPr>
-        <w:t>多模态融合</w:t>
-      </w:r>
-      <w:r>
-        <w:rPr>
-          <w:rFonts w:hint="eastAsia" w:ascii="Times New Roman" w:hAnsi="Times New Roman"/>
-          <w:b/>
-          <w:sz w:val="21"/>
-          <w:szCs w:val="21"/>
-          <w:lang w:eastAsia="zh-CN"/>
-        </w:rPr>
-        <w:t>”</w:t>
-      </w:r>
-      <w:r>
-        <w:rPr>
-          <w:rFonts w:ascii="Times New Roman" w:hAnsi="Times New Roman" w:eastAsia="宋体"/>
-          <w:b/>
-          <w:sz w:val="21"/>
-          <w:szCs w:val="21"/>
-        </w:rPr>
-        <w:t>。</w:t>
-      </w:r>
-    </w:p>
-    <w:p>
-      <w:pPr>
-        <w:rPr>
-          <w:rFonts w:ascii="Times New Roman" w:hAnsi="Times New Roman"/>
-          <w:sz w:val="21"/>
-          <w:szCs w:val="21"/>
-        </w:rPr>
-      </w:pPr>
-      <w:r>
-        <w:rPr>
-          <w:rFonts w:ascii="Times New Roman" w:hAnsi="Times New Roman" w:eastAsia="宋体"/>
-          <w:sz w:val="21"/>
-          <w:szCs w:val="21"/>
-        </w:rPr>
-        <w:t>回复：感谢评阅专家的建议。本人在2.3.1节</w:t>
-      </w:r>
-      <w:r>
-        <w:rPr>
-          <w:rFonts w:hint="eastAsia" w:ascii="Times New Roman" w:hAnsi="Times New Roman"/>
-          <w:sz w:val="21"/>
-          <w:szCs w:val="21"/>
-          <w:lang w:eastAsia="zh-CN"/>
-        </w:rPr>
-        <w:t>“</w:t>
-      </w:r>
-      <w:r>
-        <w:rPr>
-          <w:rFonts w:ascii="Times New Roman" w:hAnsi="Times New Roman" w:eastAsia="宋体"/>
-          <w:sz w:val="21"/>
-          <w:szCs w:val="21"/>
-        </w:rPr>
-        <w:t>多模态融合</w:t>
-      </w:r>
-      <w:r>
-        <w:rPr>
-          <w:rFonts w:hint="eastAsia" w:ascii="Times New Roman" w:hAnsi="Times New Roman"/>
-          <w:sz w:val="21"/>
-          <w:szCs w:val="21"/>
-          <w:lang w:eastAsia="zh-CN"/>
-        </w:rPr>
-        <w:t>”</w:t>
-      </w:r>
-      <w:r>
-        <w:rPr>
-          <w:rFonts w:ascii="Times New Roman" w:hAnsi="Times New Roman" w:eastAsia="宋体"/>
-          <w:sz w:val="21"/>
-          <w:szCs w:val="21"/>
-        </w:rPr>
-        <w:t>概念首次出现时补充了文献引用[33,36]。</w:t>
-      </w:r>
-    </w:p>
-    <w:p>
-      <w:pPr>
-        <w:rPr>
-          <w:rFonts w:ascii="Times New Roman" w:hAnsi="Times New Roman"/>
-          <w:sz w:val="21"/>
-          <w:szCs w:val="21"/>
-        </w:rPr>
-      </w:pPr>
-      <w:r>
-        <w:rPr>
-          <w:rFonts w:ascii="Times New Roman" w:hAnsi="Times New Roman" w:eastAsia="宋体"/>
-          <w:b/>
-          <w:sz w:val="21"/>
-          <w:szCs w:val="21"/>
-        </w:rPr>
-        <w:t>意见四：第34页公式3-17中，三个权重的具体值是如何确定的？</w:t>
-      </w:r>
-    </w:p>
-    <w:p>
-      <w:pPr>
-        <w:rPr>
-          <w:rFonts w:hint="default" w:ascii="Times New Roman" w:hAnsi="Times New Roman"/>
-          <w:sz w:val="21"/>
-          <w:szCs w:val="21"/>
-          <w:lang w:val="en-US"/>
-        </w:rPr>
-      </w:pPr>
-      <w:r>
-        <w:rPr>
-          <w:rFonts w:ascii="Times New Roman" w:hAnsi="Times New Roman" w:eastAsia="宋体"/>
-          <w:sz w:val="21"/>
-          <w:szCs w:val="21"/>
-        </w:rPr>
-        <w:t>回复：感谢评阅专家的质疑。本人在3.2.5基础上，追加说明了</w:t>
-      </w:r>
-      <w:r>
-        <w:rPr>
-          <w:rFonts w:hint="eastAsia" w:ascii="Times New Roman" w:hAnsi="Times New Roman"/>
-          <w:sz w:val="21"/>
-          <w:szCs w:val="21"/>
-          <w:lang w:eastAsia="zh-CN"/>
-        </w:rPr>
-        <w:t>“</w:t>
-      </w:r>
-      <w:r>
-        <w:rPr>
-          <w:rFonts w:ascii="Times New Roman" w:hAnsi="Times New Roman" w:eastAsia="宋体"/>
-          <w:sz w:val="21"/>
-          <w:szCs w:val="21"/>
-        </w:rPr>
-        <w:t>上述具体取值通过预实验搜索确定，详细敏感性分析及验证见3.4.4节</w:t>
-      </w:r>
-      <w:r>
-        <w:rPr>
-          <w:rFonts w:hint="eastAsia" w:ascii="Times New Roman" w:hAnsi="Times New Roman"/>
-          <w:sz w:val="21"/>
-          <w:szCs w:val="21"/>
-          <w:lang w:eastAsia="zh-CN"/>
-        </w:rPr>
-        <w:t>”，</w:t>
-      </w:r>
-      <w:r>
-        <w:rPr>
-          <w:rFonts w:hint="eastAsia" w:ascii="Times New Roman" w:hAnsi="Times New Roman"/>
-          <w:sz w:val="21"/>
-          <w:szCs w:val="21"/>
-          <w:lang w:val="en-US" w:eastAsia="zh-CN"/>
-        </w:rPr>
-        <w:t>并在3.4.4节进行分析说明。</w:t>
-      </w:r>
-    </w:p>
-    <w:p>
-      <w:pPr>
-        <w:rPr>
-          <w:rFonts w:ascii="Times New Roman" w:hAnsi="Times New Roman"/>
-          <w:sz w:val="21"/>
-          <w:szCs w:val="21"/>
-        </w:rPr>
-      </w:pPr>
-    </w:p>
-    <w:p>
-      <w:pPr>
-        <w:rPr>
-          <w:rFonts w:ascii="Times New Roman" w:hAnsi="Times New Roman"/>
-          <w:sz w:val="21"/>
-          <w:szCs w:val="21"/>
-        </w:rPr>
-      </w:pPr>
-      <w:r>
-        <w:rPr>
-          <w:rFonts w:ascii="Times New Roman" w:hAnsi="Times New Roman" w:eastAsia="宋体"/>
-          <w:b/>
-          <w:sz w:val="21"/>
-          <w:szCs w:val="21"/>
-        </w:rPr>
-        <w:t>针对评阅人三的意见修改说明</w:t>
-      </w:r>
-    </w:p>
-    <w:p>
-      <w:pPr>
-        <w:rPr>
-          <w:rFonts w:ascii="Times New Roman" w:hAnsi="Times New Roman"/>
-          <w:sz w:val="21"/>
-          <w:szCs w:val="21"/>
-        </w:rPr>
-      </w:pPr>
-      <w:r>
-        <w:rPr>
-          <w:rFonts w:ascii="Times New Roman" w:hAnsi="Times New Roman" w:eastAsia="宋体"/>
-          <w:b/>
-          <w:sz w:val="21"/>
-          <w:szCs w:val="21"/>
-        </w:rPr>
-        <w:t>意见一：3.2.4节未体现哈希层创新性设计策略，只介绍了哈希层实现流程，无法体现对深度哈希技术的创新。</w:t>
-      </w:r>
-    </w:p>
-    <w:p>
-      <w:pPr>
-        <w:rPr>
-          <w:rFonts w:ascii="Times New Roman" w:hAnsi="Times New Roman"/>
-          <w:sz w:val="21"/>
-          <w:szCs w:val="21"/>
-        </w:rPr>
-      </w:pPr>
-      <w:r>
-        <w:rPr>
-          <w:rFonts w:ascii="Times New Roman" w:hAnsi="Times New Roman"/>
-          <w:sz w:val="21"/>
-          <w:szCs w:val="21"/>
-        </w:rPr>
-        <w:t>回复：感谢评阅专家的批评。</w:t>
-      </w:r>
-      <w:r>
-        <w:rPr>
-          <w:rFonts w:hint="eastAsia" w:ascii="Times New Roman" w:hAnsi="Times New Roman"/>
-          <w:sz w:val="21"/>
-          <w:szCs w:val="21"/>
-          <w:lang w:val="en-US" w:eastAsia="zh-CN"/>
-        </w:rPr>
-        <w:t>本人修改如下：3.2.4新增</w:t>
-      </w:r>
-      <w:r>
-        <w:rPr>
-          <w:rFonts w:hint="eastAsia" w:ascii="Times New Roman" w:hAnsi="Times New Roman"/>
-          <w:sz w:val="21"/>
-          <w:szCs w:val="21"/>
-          <w:lang w:eastAsia="zh-CN"/>
-        </w:rPr>
-        <w:t>（1）增加"投影结构选择"论证。（2）增加"连续松弛函数选择"论证。（3）增加"哈希码长度与量化约束策略"论证。通过上述三维度策略论证，本节不再仅描述实现流程，而是系统展示了哈希层各组件的设计决策依据。</w:t>
-      </w:r>
-    </w:p>
-    <w:p>
-      <w:pPr>
-        <w:rPr>
-          <w:rFonts w:ascii="Times New Roman" w:hAnsi="Times New Roman"/>
-          <w:sz w:val="21"/>
-          <w:szCs w:val="21"/>
-        </w:rPr>
-      </w:pPr>
-      <w:r>
-        <w:rPr>
-          <w:rFonts w:ascii="Times New Roman" w:hAnsi="Times New Roman" w:eastAsia="宋体"/>
-          <w:b/>
-          <w:sz w:val="21"/>
-          <w:szCs w:val="21"/>
-        </w:rPr>
-        <w:t>意见二：iNaturalist 2018筛选标准不明确；是否真含古树名木样本；GPS精度是否满足要求；缺失坐标如何处理。</w:t>
-      </w:r>
-    </w:p>
-    <w:p>
-      <w:pPr>
-        <w:rPr>
-          <w:rFonts w:ascii="Times New Roman" w:hAnsi="Times New Roman"/>
-          <w:sz w:val="21"/>
-          <w:szCs w:val="21"/>
-        </w:rPr>
-      </w:pPr>
-      <w:r>
-        <w:rPr>
-          <w:rFonts w:ascii="Times New Roman" w:hAnsi="Times New Roman"/>
-          <w:sz w:val="21"/>
-          <w:szCs w:val="21"/>
-        </w:rPr>
-        <w:t>回复：感谢评阅专家的严格审阅。本人在3.3.1节补充了以下说明：（1）筛选标准：从iNaturalist 2018全部类别中，依据《古树名木普查技术规范》及京津冀地区常见古树名木科属分布，通过family（科）字段筛选出25个相关科属类别</w:t>
-      </w:r>
-      <w:r>
-        <w:rPr>
-          <w:rFonts w:hint="eastAsia" w:ascii="Times New Roman" w:hAnsi="Times New Roman"/>
-          <w:sz w:val="21"/>
-          <w:szCs w:val="21"/>
-          <w:lang w:eastAsia="zh-CN"/>
-        </w:rPr>
-        <w:t>。</w:t>
-      </w:r>
-      <w:r>
-        <w:rPr>
-          <w:rFonts w:ascii="Times New Roman" w:hAnsi="Times New Roman"/>
-          <w:sz w:val="21"/>
-          <w:szCs w:val="21"/>
-        </w:rPr>
-        <w:t>（2）明确说明iNaturalist为通用植物数据集，图像采集场景与真实古树名木记录存在差异，定位为</w:t>
-      </w:r>
-      <w:r>
-        <w:rPr>
-          <w:rFonts w:hint="eastAsia" w:ascii="Times New Roman" w:hAnsi="Times New Roman"/>
-          <w:sz w:val="21"/>
-          <w:szCs w:val="21"/>
-          <w:lang w:eastAsia="zh-CN"/>
-        </w:rPr>
-        <w:t>“</w:t>
-      </w:r>
-      <w:r>
-        <w:rPr>
-          <w:rFonts w:ascii="Times New Roman" w:hAnsi="Times New Roman"/>
-          <w:sz w:val="21"/>
-          <w:szCs w:val="21"/>
-        </w:rPr>
-        <w:t>预训练与通用评估数据集</w:t>
-      </w:r>
-      <w:r>
-        <w:rPr>
-          <w:rFonts w:hint="eastAsia" w:ascii="Times New Roman" w:hAnsi="Times New Roman"/>
-          <w:sz w:val="21"/>
-          <w:szCs w:val="21"/>
-          <w:lang w:eastAsia="zh-CN"/>
-        </w:rPr>
-        <w:t>”。</w:t>
-      </w:r>
-      <w:r>
-        <w:rPr>
-          <w:rFonts w:ascii="Times New Roman" w:hAnsi="Times New Roman"/>
-          <w:sz w:val="21"/>
-          <w:szCs w:val="21"/>
-        </w:rPr>
-        <w:t>（3）补充位置坐标精度说明：消费级定位精度，满足城市/景区级位置检索需求</w:t>
-      </w:r>
-      <w:r>
-        <w:rPr>
-          <w:rFonts w:hint="eastAsia" w:ascii="Times New Roman" w:hAnsi="Times New Roman"/>
-          <w:sz w:val="21"/>
-          <w:szCs w:val="21"/>
-          <w:lang w:eastAsia="zh-CN"/>
-        </w:rPr>
-        <w:t>。</w:t>
-      </w:r>
-      <w:r>
-        <w:rPr>
-          <w:rFonts w:ascii="Times New Roman" w:hAnsi="Times New Roman"/>
-          <w:sz w:val="21"/>
-          <w:szCs w:val="21"/>
-        </w:rPr>
-        <w:t>（4）说明缺失坐标处理方式：剔除坐标缺失或明显异常的记录</w:t>
-      </w:r>
-      <w:r>
-        <w:rPr>
-          <w:rFonts w:hint="eastAsia" w:ascii="Times New Roman" w:hAnsi="Times New Roman"/>
-          <w:sz w:val="21"/>
-          <w:szCs w:val="21"/>
-          <w:lang w:eastAsia="zh-CN"/>
-        </w:rPr>
-        <w:t>。</w:t>
-      </w:r>
-      <w:r>
-        <w:rPr>
-          <w:rFonts w:ascii="Times New Roman" w:hAnsi="Times New Roman"/>
-          <w:sz w:val="21"/>
-          <w:szCs w:val="21"/>
-        </w:rPr>
-        <w:t>（5）明确本研究使用该数据集中的植物图像及其对应的位置坐标构建训练样本。</w:t>
-      </w:r>
-    </w:p>
-    <w:p>
-      <w:pPr>
-        <w:rPr>
-          <w:rFonts w:ascii="Times New Roman" w:hAnsi="Times New Roman"/>
-          <w:sz w:val="21"/>
-          <w:szCs w:val="21"/>
-        </w:rPr>
-      </w:pPr>
-      <w:r>
-        <w:rPr>
-          <w:rFonts w:ascii="Times New Roman" w:hAnsi="Times New Roman" w:eastAsia="宋体"/>
-          <w:b/>
-          <w:sz w:val="21"/>
-          <w:szCs w:val="21"/>
-        </w:rPr>
-        <w:t>意见三：BFATH数据集仅包含300张样本，消融实验统计显著性有限。</w:t>
-      </w:r>
-    </w:p>
-    <w:p>
-      <w:pPr>
-        <w:rPr>
-          <w:rFonts w:hint="eastAsia" w:ascii="Times New Roman" w:hAnsi="Times New Roman" w:eastAsia="宋体"/>
-          <w:sz w:val="21"/>
-          <w:szCs w:val="21"/>
-          <w:lang w:eastAsia="zh-CN"/>
-        </w:rPr>
-      </w:pPr>
-      <w:r>
-        <w:rPr>
-          <w:rFonts w:ascii="Times New Roman" w:hAnsi="Times New Roman" w:eastAsia="宋体"/>
-          <w:sz w:val="21"/>
-          <w:szCs w:val="21"/>
-        </w:rPr>
-        <w:t>回复：感谢评阅专家的建议。本人同评阅人一</w:t>
-      </w:r>
-      <w:r>
-        <w:rPr>
-          <w:rFonts w:hint="eastAsia" w:ascii="Times New Roman" w:hAnsi="Times New Roman"/>
-          <w:sz w:val="21"/>
-          <w:szCs w:val="21"/>
-          <w:lang w:val="en-US" w:eastAsia="zh-CN"/>
-        </w:rPr>
-        <w:t>的</w:t>
-      </w:r>
-      <w:r>
-        <w:rPr>
-          <w:rFonts w:ascii="Times New Roman" w:hAnsi="Times New Roman" w:eastAsia="宋体"/>
-          <w:sz w:val="21"/>
-          <w:szCs w:val="21"/>
-        </w:rPr>
-        <w:t>意见</w:t>
-      </w:r>
-      <w:r>
-        <w:rPr>
-          <w:rFonts w:hint="eastAsia" w:ascii="Times New Roman" w:hAnsi="Times New Roman"/>
-          <w:sz w:val="21"/>
-          <w:szCs w:val="21"/>
-          <w:lang w:val="en-US" w:eastAsia="zh-CN"/>
-        </w:rPr>
-        <w:t>三</w:t>
-      </w:r>
-      <w:r>
-        <w:rPr>
-          <w:rFonts w:ascii="Times New Roman" w:hAnsi="Times New Roman" w:eastAsia="宋体"/>
-          <w:sz w:val="21"/>
-          <w:szCs w:val="21"/>
-        </w:rPr>
-        <w:t>一起进行了修改，已补充小样本合理性论证、数据集职能定位</w:t>
-      </w:r>
-      <w:r>
-        <w:rPr>
-          <w:rFonts w:hint="eastAsia" w:ascii="Times New Roman" w:hAnsi="Times New Roman"/>
-          <w:sz w:val="21"/>
-          <w:szCs w:val="21"/>
-          <w:lang w:val="en-US" w:eastAsia="zh-CN"/>
-        </w:rPr>
-        <w:t>等</w:t>
-      </w:r>
-      <w:r>
-        <w:rPr>
-          <w:rFonts w:ascii="Times New Roman" w:hAnsi="Times New Roman" w:eastAsia="宋体"/>
-          <w:sz w:val="21"/>
-          <w:szCs w:val="21"/>
-        </w:rPr>
-        <w:t>说明</w:t>
-      </w:r>
-      <w:r>
-        <w:rPr>
-          <w:rFonts w:hint="eastAsia" w:ascii="Times New Roman" w:hAnsi="Times New Roman"/>
-          <w:sz w:val="21"/>
-          <w:szCs w:val="21"/>
-          <w:lang w:eastAsia="zh-CN"/>
-        </w:rPr>
-        <w:t>，</w:t>
-      </w:r>
-      <w:r>
-        <w:rPr>
-          <w:rFonts w:ascii="Times New Roman" w:hAnsi="Times New Roman"/>
-          <w:sz w:val="21"/>
-          <w:szCs w:val="21"/>
-        </w:rPr>
-        <w:t>受时间限制</w:t>
-      </w:r>
-      <w:r>
-        <w:rPr>
-          <w:rFonts w:hint="eastAsia" w:ascii="Times New Roman" w:hAnsi="Times New Roman"/>
-          <w:sz w:val="21"/>
-          <w:szCs w:val="21"/>
-          <w:lang w:val="en-US" w:eastAsia="zh-CN"/>
-        </w:rPr>
-        <w:t>未执行</w:t>
-      </w:r>
-      <w:r>
-        <w:rPr>
-          <w:rFonts w:ascii="Times New Roman" w:hAnsi="Times New Roman"/>
-          <w:sz w:val="21"/>
-          <w:szCs w:val="21"/>
-        </w:rPr>
-        <w:t>专家建议的K折交叉验证</w:t>
-      </w:r>
-      <w:r>
-        <w:rPr>
-          <w:rFonts w:hint="eastAsia" w:ascii="Times New Roman" w:hAnsi="Times New Roman"/>
-          <w:sz w:val="21"/>
-          <w:szCs w:val="21"/>
-          <w:lang w:eastAsia="zh-CN"/>
-        </w:rPr>
-        <w:t>。</w:t>
-      </w:r>
-    </w:p>
-    <w:p>
-      <w:pPr>
-        <w:rPr>
-          <w:rFonts w:ascii="Times New Roman" w:hAnsi="Times New Roman"/>
-          <w:sz w:val="21"/>
-          <w:szCs w:val="21"/>
-        </w:rPr>
-      </w:pPr>
-      <w:r>
-        <w:rPr>
-          <w:rFonts w:ascii="Times New Roman" w:hAnsi="Times New Roman" w:eastAsia="宋体"/>
-          <w:b/>
-          <w:sz w:val="21"/>
-          <w:szCs w:val="21"/>
-        </w:rPr>
-        <w:t>意见四：缺少与多模态哈希方法（DCMH、SSAH）的横向对比，缺乏外部参照系。</w:t>
-      </w:r>
-    </w:p>
-    <w:p>
-      <w:pPr>
-        <w:rPr>
-          <w:rFonts w:ascii="Times New Roman" w:hAnsi="Times New Roman"/>
-          <w:sz w:val="21"/>
-          <w:szCs w:val="21"/>
-        </w:rPr>
-      </w:pPr>
-      <w:r>
-        <w:rPr>
-          <w:rFonts w:ascii="Times New Roman" w:hAnsi="Times New Roman"/>
-          <w:sz w:val="21"/>
-          <w:szCs w:val="21"/>
-        </w:rPr>
-        <w:t>回复：感谢评阅专家的批评。本人在3.4.1节末尾和3.4.2节表3.4分析末尾补充了详细论证：（1）系统论证</w:t>
-      </w:r>
-      <w:r>
-        <w:rPr>
-          <w:rFonts w:hint="eastAsia" w:ascii="Times New Roman" w:hAnsi="Times New Roman"/>
-          <w:sz w:val="21"/>
-          <w:szCs w:val="21"/>
-          <w:lang w:val="en-US" w:eastAsia="zh-CN"/>
-        </w:rPr>
-        <w:t>说明</w:t>
-      </w:r>
-      <w:r>
-        <w:rPr>
-          <w:rFonts w:ascii="Times New Roman" w:hAnsi="Times New Roman"/>
-          <w:sz w:val="21"/>
-          <w:szCs w:val="21"/>
-        </w:rPr>
-        <w:t>DCMH、SSAH因文本编码器与坐标输入在格式、语义空间和编码方式上的本质差异而无法直接迁移</w:t>
-      </w:r>
-      <w:r>
-        <w:rPr>
-          <w:rFonts w:hint="eastAsia" w:ascii="Times New Roman" w:hAnsi="Times New Roman"/>
-          <w:sz w:val="21"/>
-          <w:szCs w:val="21"/>
-          <w:lang w:eastAsia="zh-CN"/>
-        </w:rPr>
-        <w:t>。</w:t>
-      </w:r>
-      <w:r>
-        <w:rPr>
-          <w:rFonts w:ascii="Times New Roman" w:hAnsi="Times New Roman"/>
-          <w:sz w:val="21"/>
-          <w:szCs w:val="21"/>
-        </w:rPr>
-        <w:t>（2）补充了DHLM与GeoCLIP在任务目标（预测vs检索）上的差异化定位</w:t>
-      </w:r>
-      <w:r>
-        <w:rPr>
-          <w:rFonts w:hint="eastAsia" w:ascii="Times New Roman" w:hAnsi="Times New Roman"/>
-          <w:sz w:val="21"/>
-          <w:szCs w:val="21"/>
-          <w:lang w:eastAsia="zh-CN"/>
-        </w:rPr>
-        <w:t>。</w:t>
-      </w:r>
-      <w:r>
-        <w:rPr>
-          <w:rFonts w:ascii="Times New Roman" w:hAnsi="Times New Roman"/>
-          <w:sz w:val="21"/>
-          <w:szCs w:val="21"/>
-        </w:rPr>
-        <w:t>（3）受限于</w:t>
-      </w:r>
-      <w:r>
-        <w:rPr>
-          <w:rFonts w:hint="eastAsia" w:ascii="Times New Roman" w:hAnsi="Times New Roman"/>
-          <w:sz w:val="21"/>
-          <w:szCs w:val="21"/>
-          <w:lang w:val="en-US" w:eastAsia="zh-CN"/>
-        </w:rPr>
-        <w:t>时间关系与计算资源</w:t>
-      </w:r>
-      <w:r>
-        <w:rPr>
-          <w:rFonts w:ascii="Times New Roman" w:hAnsi="Times New Roman"/>
-          <w:sz w:val="21"/>
-          <w:szCs w:val="21"/>
-        </w:rPr>
-        <w:t>，</w:t>
-      </w:r>
-      <w:r>
-        <w:rPr>
-          <w:rFonts w:hint="eastAsia" w:ascii="Times New Roman" w:hAnsi="Times New Roman"/>
-          <w:sz w:val="21"/>
-          <w:szCs w:val="21"/>
-          <w:lang w:val="en-US" w:eastAsia="zh-CN"/>
-        </w:rPr>
-        <w:t>与多模态哈希方法</w:t>
-      </w:r>
-      <w:r>
-        <w:rPr>
-          <w:rFonts w:ascii="Times New Roman" w:hAnsi="Times New Roman"/>
-          <w:sz w:val="21"/>
-          <w:szCs w:val="21"/>
-        </w:rPr>
-        <w:t>对比留作后续研究。</w:t>
-      </w:r>
-    </w:p>
-    <w:p>
-      <w:pPr>
-        <w:rPr>
-          <w:rFonts w:ascii="Times New Roman" w:hAnsi="Times New Roman"/>
-          <w:sz w:val="21"/>
-          <w:szCs w:val="21"/>
-        </w:rPr>
-      </w:pPr>
-      <w:r>
-        <w:rPr>
-          <w:rFonts w:ascii="Times New Roman" w:hAnsi="Times New Roman" w:eastAsia="宋体"/>
-          <w:b/>
-          <w:sz w:val="21"/>
-          <w:szCs w:val="21"/>
-        </w:rPr>
-        <w:t>意见五：古树名木多模态检索系统功能不完善，缺乏按照科、属、种等基本检索功能，系统工程量较为单薄。</w:t>
-      </w:r>
-    </w:p>
-    <w:p>
-      <w:pPr>
-        <w:rPr>
-          <w:rFonts w:ascii="Times New Roman" w:hAnsi="Times New Roman"/>
-          <w:sz w:val="21"/>
-          <w:szCs w:val="21"/>
-        </w:rPr>
-      </w:pPr>
-      <w:r>
-        <w:rPr>
-          <w:rFonts w:ascii="Times New Roman" w:hAnsi="Times New Roman"/>
-          <w:sz w:val="21"/>
-          <w:szCs w:val="21"/>
-        </w:rPr>
-        <w:t>回复：感谢评阅专家的建议。</w:t>
-      </w:r>
-      <w:r>
-        <w:rPr>
-          <w:rFonts w:hint="eastAsia" w:ascii="Times New Roman" w:hAnsi="Times New Roman"/>
-          <w:sz w:val="21"/>
-          <w:szCs w:val="21"/>
-          <w:lang w:val="en-US" w:eastAsia="zh-CN"/>
-        </w:rPr>
-        <w:t>本人修改如下：</w:t>
-      </w:r>
-      <w:r>
-        <w:rPr>
-          <w:rFonts w:hint="eastAsia" w:ascii="Times New Roman" w:hAnsi="Times New Roman"/>
-          <w:sz w:val="21"/>
-          <w:szCs w:val="21"/>
-          <w:lang w:eastAsia="zh-CN"/>
-        </w:rPr>
-        <w:t>（</w:t>
-      </w:r>
-      <w:r>
-        <w:rPr>
-          <w:rFonts w:hint="eastAsia" w:ascii="Times New Roman" w:hAnsi="Times New Roman"/>
-          <w:sz w:val="21"/>
-          <w:szCs w:val="21"/>
-          <w:lang w:val="en-US" w:eastAsia="zh-CN"/>
-        </w:rPr>
-        <w:t>1</w:t>
-      </w:r>
-      <w:r>
-        <w:rPr>
-          <w:rFonts w:hint="eastAsia" w:ascii="Times New Roman" w:hAnsi="Times New Roman"/>
-          <w:sz w:val="21"/>
-          <w:szCs w:val="21"/>
-          <w:lang w:eastAsia="zh-CN"/>
-        </w:rPr>
-        <w:t>）</w:t>
-      </w:r>
-      <w:r>
-        <w:rPr>
-          <w:rFonts w:ascii="Times New Roman" w:hAnsi="Times New Roman"/>
-          <w:sz w:val="21"/>
-          <w:szCs w:val="21"/>
-        </w:rPr>
-        <w:t>在4.1.1节补充了系统支持科属种三级级联查询、树种名称模糊查询、保护级别筛选和树龄区间筛选等功能描述</w:t>
-      </w:r>
-      <w:r>
-        <w:rPr>
-          <w:rFonts w:hint="eastAsia" w:ascii="Times New Roman" w:hAnsi="Times New Roman"/>
-          <w:sz w:val="21"/>
-          <w:szCs w:val="21"/>
-          <w:lang w:eastAsia="zh-CN"/>
-        </w:rPr>
-        <w:t>。（</w:t>
-      </w:r>
-      <w:r>
-        <w:rPr>
-          <w:rFonts w:hint="eastAsia" w:ascii="Times New Roman" w:hAnsi="Times New Roman"/>
-          <w:sz w:val="21"/>
-          <w:szCs w:val="21"/>
-          <w:lang w:val="en-US" w:eastAsia="zh-CN"/>
-        </w:rPr>
-        <w:t>2</w:t>
-      </w:r>
-      <w:r>
-        <w:rPr>
-          <w:rFonts w:hint="eastAsia" w:ascii="Times New Roman" w:hAnsi="Times New Roman"/>
-          <w:sz w:val="21"/>
-          <w:szCs w:val="21"/>
-          <w:lang w:eastAsia="zh-CN"/>
-        </w:rPr>
-        <w:t>）</w:t>
-      </w:r>
-      <w:r>
-        <w:rPr>
-          <w:rFonts w:ascii="Times New Roman" w:hAnsi="Times New Roman"/>
-          <w:sz w:val="21"/>
-          <w:szCs w:val="21"/>
-        </w:rPr>
-        <w:t>在4.2.2节功能模块设计中增加了古树名木信息查询模块（含科属种查询与树种名称查询）</w:t>
-      </w:r>
-      <w:r>
-        <w:rPr>
-          <w:rFonts w:hint="eastAsia" w:ascii="Times New Roman" w:hAnsi="Times New Roman"/>
-          <w:sz w:val="21"/>
-          <w:szCs w:val="21"/>
-          <w:lang w:eastAsia="zh-CN"/>
-        </w:rPr>
-        <w:t>。（</w:t>
-      </w:r>
-      <w:r>
-        <w:rPr>
-          <w:rFonts w:hint="eastAsia" w:ascii="Times New Roman" w:hAnsi="Times New Roman"/>
-          <w:sz w:val="21"/>
-          <w:szCs w:val="21"/>
-          <w:lang w:val="en-US" w:eastAsia="zh-CN"/>
-        </w:rPr>
-        <w:t>3</w:t>
-      </w:r>
-      <w:r>
-        <w:rPr>
-          <w:rFonts w:hint="eastAsia" w:ascii="Times New Roman" w:hAnsi="Times New Roman"/>
-          <w:sz w:val="21"/>
-          <w:szCs w:val="21"/>
-          <w:lang w:eastAsia="zh-CN"/>
-        </w:rPr>
-        <w:t>）</w:t>
-      </w:r>
-      <w:r>
-        <w:rPr>
-          <w:rFonts w:hint="eastAsia" w:ascii="Times New Roman" w:hAnsi="Times New Roman"/>
-          <w:sz w:val="21"/>
-          <w:szCs w:val="21"/>
-          <w:lang w:val="en-US" w:eastAsia="zh-CN"/>
-        </w:rPr>
-        <w:t>在4.3新增4.3.1节古树名木数据上传设计与实现和4.3.2节古树名木信息查询设计与实现，</w:t>
-      </w:r>
-      <w:r>
-        <w:rPr>
-          <w:rFonts w:ascii="Times New Roman" w:hAnsi="Times New Roman"/>
-          <w:sz w:val="21"/>
-          <w:szCs w:val="21"/>
-        </w:rPr>
-        <w:t>新增图4.</w:t>
-      </w:r>
-      <w:r>
-        <w:rPr>
-          <w:rFonts w:hint="eastAsia" w:ascii="Times New Roman" w:hAnsi="Times New Roman"/>
-          <w:sz w:val="21"/>
-          <w:szCs w:val="21"/>
-          <w:lang w:val="en-US" w:eastAsia="zh-CN"/>
-        </w:rPr>
-        <w:t>5到图4.9</w:t>
-      </w:r>
-      <w:r>
-        <w:rPr>
-          <w:rFonts w:hint="eastAsia" w:ascii="Times New Roman" w:hAnsi="Times New Roman"/>
-          <w:sz w:val="21"/>
-          <w:szCs w:val="21"/>
-          <w:lang w:eastAsia="zh-CN"/>
-        </w:rPr>
-        <w:t>。</w:t>
-      </w:r>
-      <w:r>
-        <w:rPr>
-          <w:rFonts w:ascii="Times New Roman" w:hAnsi="Times New Roman"/>
-          <w:sz w:val="21"/>
-          <w:szCs w:val="21"/>
-        </w:rPr>
-        <w:t>上述修改，系统从单一多模态检索扩展为展示查询与多模态检索的综合平台。</w:t>
-      </w:r>
-    </w:p>
-    <w:p>
-      <w:pPr>
-        <w:rPr>
-          <w:rFonts w:ascii="Times New Roman" w:hAnsi="Times New Roman"/>
-          <w:sz w:val="21"/>
-          <w:szCs w:val="21"/>
-        </w:rPr>
-      </w:pPr>
-      <w:r>
-        <w:rPr>
-          <w:rFonts w:ascii="Times New Roman" w:hAnsi="Times New Roman" w:eastAsia="宋体"/>
-          <w:b/>
-          <w:sz w:val="21"/>
-          <w:szCs w:val="21"/>
-        </w:rPr>
-        <w:t>意见六：Adaptive名实不符，主模型采用特征拼接，注意力加权融合仅作为备选方案且未在实验中验证。</w:t>
-      </w:r>
-    </w:p>
-    <w:p>
-      <w:pPr>
-        <w:rPr>
-          <w:rFonts w:ascii="Times New Roman" w:hAnsi="Times New Roman"/>
-          <w:sz w:val="21"/>
-          <w:szCs w:val="21"/>
-        </w:rPr>
-      </w:pPr>
-      <w:r>
-        <w:rPr>
-          <w:rFonts w:ascii="Times New Roman" w:hAnsi="Times New Roman"/>
-          <w:sz w:val="21"/>
-          <w:szCs w:val="21"/>
-        </w:rPr>
-        <w:t>回复：感谢评阅专家的批评。</w:t>
-      </w:r>
-      <w:r>
-        <w:rPr>
-          <w:rFonts w:hint="eastAsia" w:ascii="Times New Roman" w:hAnsi="Times New Roman"/>
-          <w:sz w:val="21"/>
-          <w:szCs w:val="21"/>
-          <w:lang w:val="en-US" w:eastAsia="zh-CN"/>
-        </w:rPr>
-        <w:t>本人修改如下：</w:t>
-      </w:r>
-      <w:r>
-        <w:rPr>
-          <w:rFonts w:hint="eastAsia" w:ascii="Times New Roman" w:hAnsi="Times New Roman"/>
-          <w:sz w:val="21"/>
-          <w:szCs w:val="21"/>
-          <w:lang w:eastAsia="zh-CN"/>
-        </w:rPr>
-        <w:t>（</w:t>
-      </w:r>
-      <w:r>
-        <w:rPr>
-          <w:rFonts w:hint="eastAsia" w:ascii="Times New Roman" w:hAnsi="Times New Roman"/>
-          <w:sz w:val="21"/>
-          <w:szCs w:val="21"/>
-          <w:lang w:val="en-US" w:eastAsia="zh-CN"/>
-        </w:rPr>
-        <w:t>1</w:t>
-      </w:r>
-      <w:r>
-        <w:rPr>
-          <w:rFonts w:hint="eastAsia" w:ascii="Times New Roman" w:hAnsi="Times New Roman"/>
-          <w:sz w:val="21"/>
-          <w:szCs w:val="21"/>
-          <w:lang w:eastAsia="zh-CN"/>
-        </w:rPr>
-        <w:t>）</w:t>
-      </w:r>
-      <w:r>
-        <w:rPr>
-          <w:rFonts w:ascii="Times New Roman" w:hAnsi="Times New Roman"/>
-          <w:sz w:val="21"/>
-          <w:szCs w:val="21"/>
-        </w:rPr>
-        <w:t>已将模型名称从DHLAM（Deep Hashing Learning Adaptive Multi-modal）更改为DHLM（Deep Hashing Learning Multi-modal Network）</w:t>
-      </w:r>
-      <w:r>
-        <w:rPr>
-          <w:rFonts w:hint="eastAsia" w:ascii="Times New Roman" w:hAnsi="Times New Roman"/>
-          <w:sz w:val="21"/>
-          <w:szCs w:val="21"/>
-          <w:lang w:eastAsia="zh-CN"/>
-        </w:rPr>
-        <w:t>。</w:t>
-      </w:r>
-      <w:r>
-        <w:rPr>
-          <w:rFonts w:ascii="Times New Roman" w:hAnsi="Times New Roman"/>
-          <w:sz w:val="21"/>
-          <w:szCs w:val="21"/>
-        </w:rPr>
-        <w:t>图3.1模型架构图已同步更新为DHLM模型架构。</w:t>
-      </w:r>
-      <w:r>
-        <w:rPr>
-          <w:rFonts w:hint="eastAsia" w:ascii="Times New Roman" w:hAnsi="Times New Roman"/>
-          <w:sz w:val="21"/>
-          <w:szCs w:val="21"/>
-          <w:lang w:eastAsia="zh-CN"/>
-        </w:rPr>
-        <w:t>（</w:t>
-      </w:r>
-      <w:r>
-        <w:rPr>
-          <w:rFonts w:hint="eastAsia" w:ascii="Times New Roman" w:hAnsi="Times New Roman"/>
-          <w:sz w:val="21"/>
-          <w:szCs w:val="21"/>
-          <w:lang w:val="en-US" w:eastAsia="zh-CN"/>
-        </w:rPr>
-        <w:t>2</w:t>
-      </w:r>
-      <w:r>
-        <w:rPr>
-          <w:rFonts w:hint="eastAsia" w:ascii="Times New Roman" w:hAnsi="Times New Roman"/>
-          <w:sz w:val="21"/>
-          <w:szCs w:val="21"/>
-          <w:lang w:eastAsia="zh-CN"/>
-        </w:rPr>
-        <w:t>）</w:t>
-      </w:r>
-      <w:r>
-        <w:rPr>
-          <w:rFonts w:ascii="Times New Roman" w:hAnsi="Times New Roman"/>
-          <w:sz w:val="21"/>
-          <w:szCs w:val="21"/>
-        </w:rPr>
-        <w:t>在3.2.3节通过多路融合策略验证（特征拼接、门控融合、逐元素相加、逐元素相乘四种方案对比实验，见表3.6确定特征拼接为最优融合方案，而非直接声明使用特征拼接。</w:t>
-      </w:r>
-    </w:p>
-    <w:p>
-      <w:pPr>
-        <w:rPr>
-          <w:rFonts w:ascii="Times New Roman" w:hAnsi="Times New Roman"/>
-          <w:sz w:val="21"/>
-          <w:szCs w:val="21"/>
-        </w:rPr>
-      </w:pPr>
-      <w:r>
-        <w:rPr>
-          <w:rFonts w:ascii="Times New Roman" w:hAnsi="Times New Roman" w:eastAsia="宋体"/>
-          <w:b/>
-          <w:sz w:val="21"/>
-          <w:szCs w:val="21"/>
-        </w:rPr>
-        <w:t>意见七：1.2.2节最后2段和该节标题主旨无关，过于冗余。</w:t>
-      </w:r>
-    </w:p>
-    <w:p>
-      <w:pPr>
-        <w:rPr>
-          <w:rFonts w:hint="eastAsia" w:ascii="Times New Roman" w:hAnsi="Times New Roman" w:eastAsia="宋体"/>
-          <w:sz w:val="21"/>
-          <w:szCs w:val="21"/>
-          <w:lang w:val="en-US" w:eastAsia="zh-CN"/>
-        </w:rPr>
-      </w:pPr>
-      <w:r>
-        <w:rPr>
-          <w:rFonts w:ascii="Times New Roman" w:hAnsi="Times New Roman" w:eastAsia="宋体"/>
-          <w:sz w:val="21"/>
-          <w:szCs w:val="21"/>
-        </w:rPr>
-        <w:t>回复：感谢评阅专家的指正。本人已删除1.2.</w:t>
-      </w:r>
-      <w:r>
-        <w:rPr>
-          <w:rFonts w:hint="eastAsia" w:ascii="Times New Roman" w:hAnsi="Times New Roman"/>
-          <w:sz w:val="21"/>
-          <w:szCs w:val="21"/>
-          <w:lang w:val="en-US" w:eastAsia="zh-CN"/>
-        </w:rPr>
-        <w:t>2</w:t>
-      </w:r>
-      <w:r>
-        <w:rPr>
-          <w:rFonts w:ascii="Times New Roman" w:hAnsi="Times New Roman" w:eastAsia="宋体"/>
-          <w:sz w:val="21"/>
-          <w:szCs w:val="21"/>
-        </w:rPr>
-        <w:t>节末尾以</w:t>
-      </w:r>
-      <w:r>
-        <w:rPr>
-          <w:rFonts w:hint="eastAsia" w:ascii="Times New Roman" w:hAnsi="Times New Roman"/>
-          <w:sz w:val="21"/>
-          <w:szCs w:val="21"/>
-          <w:lang w:eastAsia="zh-CN"/>
-        </w:rPr>
-        <w:t>“</w:t>
-      </w:r>
-      <w:r>
-        <w:rPr>
-          <w:rFonts w:ascii="Times New Roman" w:hAnsi="Times New Roman" w:eastAsia="宋体"/>
-          <w:sz w:val="21"/>
-          <w:szCs w:val="21"/>
-        </w:rPr>
-        <w:t>综上所述</w:t>
-      </w:r>
-      <w:r>
-        <w:rPr>
-          <w:rFonts w:hint="eastAsia" w:ascii="Times New Roman" w:hAnsi="Times New Roman"/>
-          <w:sz w:val="21"/>
-          <w:szCs w:val="21"/>
-          <w:lang w:eastAsia="zh-CN"/>
-        </w:rPr>
-        <w:t>”</w:t>
-      </w:r>
-      <w:r>
-        <w:rPr>
-          <w:rFonts w:ascii="Times New Roman" w:hAnsi="Times New Roman" w:eastAsia="宋体"/>
-          <w:sz w:val="21"/>
-          <w:szCs w:val="21"/>
-        </w:rPr>
-        <w:t>开头的总结性段落</w:t>
-      </w:r>
-      <w:r>
-        <w:rPr>
-          <w:rFonts w:hint="eastAsia" w:ascii="Times New Roman" w:hAnsi="Times New Roman"/>
-          <w:sz w:val="21"/>
-          <w:szCs w:val="21"/>
-          <w:lang w:eastAsia="zh-CN"/>
-        </w:rPr>
-        <w:t>。</w:t>
-      </w:r>
-    </w:p>
-    <w:p>
-      <w:pPr>
-        <w:rPr>
-          <w:rFonts w:ascii="Times New Roman" w:hAnsi="Times New Roman"/>
-          <w:sz w:val="21"/>
-          <w:szCs w:val="21"/>
-        </w:rPr>
-      </w:pPr>
-      <w:r>
-        <w:rPr>
-          <w:rFonts w:ascii="Times New Roman" w:hAnsi="Times New Roman" w:eastAsia="宋体"/>
-          <w:b/>
-          <w:sz w:val="21"/>
-          <w:szCs w:val="21"/>
-        </w:rPr>
-        <w:t>意见八：3.2.2节不同的图像特征编码器基本知识不需要在本节介绍。</w:t>
-      </w:r>
-    </w:p>
-    <w:p>
-      <w:pPr>
-        <w:rPr>
-          <w:rFonts w:ascii="Times New Roman" w:hAnsi="Times New Roman"/>
-          <w:sz w:val="21"/>
-          <w:szCs w:val="21"/>
-        </w:rPr>
-      </w:pPr>
-      <w:r>
-        <w:rPr>
-          <w:rFonts w:ascii="Times New Roman" w:hAnsi="Times New Roman" w:eastAsia="宋体"/>
-          <w:sz w:val="21"/>
-          <w:szCs w:val="21"/>
-        </w:rPr>
-        <w:t>回复：感谢评阅专家的建议。本人已删除3.2.2节中AlexNet、VGG、EfficientNet、ViT等其他图像编码器的重复介绍，并将图像编码器基础内容前移至第2章。</w:t>
-      </w:r>
-    </w:p>
-    <w:p>
-      <w:pPr>
-        <w:rPr>
-          <w:rFonts w:ascii="Times New Roman" w:hAnsi="Times New Roman"/>
-          <w:sz w:val="21"/>
-          <w:szCs w:val="21"/>
-        </w:rPr>
-      </w:pPr>
-      <w:r>
-        <w:rPr>
-          <w:rFonts w:ascii="Times New Roman" w:hAnsi="Times New Roman" w:eastAsia="宋体"/>
-          <w:b/>
-          <w:sz w:val="21"/>
-          <w:szCs w:val="21"/>
-        </w:rPr>
-        <w:t>意见九：3.2.2节应明确分别对图像特征和位置特征编码，应将3.2.3节中的地理位置元数据编码迁移到3.2.2节。</w:t>
-      </w:r>
-    </w:p>
-    <w:p>
-      <w:pPr>
-        <w:rPr>
-          <w:rFonts w:ascii="Times New Roman" w:hAnsi="Times New Roman"/>
-          <w:sz w:val="21"/>
-          <w:szCs w:val="21"/>
-        </w:rPr>
-      </w:pPr>
-      <w:r>
-        <w:rPr>
-          <w:rFonts w:ascii="Times New Roman" w:hAnsi="Times New Roman" w:eastAsia="宋体"/>
-          <w:sz w:val="21"/>
-          <w:szCs w:val="21"/>
-        </w:rPr>
-        <w:t>回复：感谢评阅专家的批评。本人</w:t>
-      </w:r>
-      <w:r>
-        <w:rPr>
-          <w:rFonts w:hint="eastAsia" w:ascii="Times New Roman" w:hAnsi="Times New Roman"/>
-          <w:sz w:val="21"/>
-          <w:szCs w:val="21"/>
-          <w:lang w:val="en-US" w:eastAsia="zh-CN"/>
-        </w:rPr>
-        <w:t>修改如下：（1）</w:t>
-      </w:r>
-      <w:r>
-        <w:rPr>
-          <w:rFonts w:ascii="Times New Roman" w:hAnsi="Times New Roman" w:eastAsia="宋体"/>
-          <w:sz w:val="21"/>
-          <w:szCs w:val="21"/>
-        </w:rPr>
-        <w:t>将LocationEncoder内容并入3.2.2节，使该节明确分为</w:t>
-      </w:r>
-      <w:r>
-        <w:rPr>
-          <w:rFonts w:hint="eastAsia" w:ascii="Times New Roman" w:hAnsi="Times New Roman"/>
-          <w:sz w:val="21"/>
-          <w:szCs w:val="21"/>
-          <w:lang w:eastAsia="zh-CN"/>
-        </w:rPr>
-        <w:t>“</w:t>
-      </w:r>
-      <w:r>
-        <w:rPr>
-          <w:rFonts w:ascii="Times New Roman" w:hAnsi="Times New Roman" w:eastAsia="宋体"/>
-          <w:sz w:val="21"/>
-          <w:szCs w:val="21"/>
-        </w:rPr>
-        <w:t>图像特征编码</w:t>
-      </w:r>
-      <w:r>
-        <w:rPr>
-          <w:rFonts w:hint="eastAsia" w:ascii="Times New Roman" w:hAnsi="Times New Roman"/>
-          <w:sz w:val="21"/>
-          <w:szCs w:val="21"/>
-          <w:lang w:eastAsia="zh-CN"/>
-        </w:rPr>
-        <w:t>”</w:t>
-      </w:r>
-      <w:r>
-        <w:rPr>
-          <w:rFonts w:ascii="Times New Roman" w:hAnsi="Times New Roman" w:eastAsia="宋体"/>
-          <w:sz w:val="21"/>
-          <w:szCs w:val="21"/>
-        </w:rPr>
-        <w:t>和</w:t>
-      </w:r>
-      <w:r>
-        <w:rPr>
-          <w:rFonts w:hint="eastAsia" w:ascii="Times New Roman" w:hAnsi="Times New Roman"/>
-          <w:sz w:val="21"/>
-          <w:szCs w:val="21"/>
-          <w:lang w:eastAsia="zh-CN"/>
-        </w:rPr>
-        <w:t>“</w:t>
-      </w:r>
-      <w:r>
-        <w:rPr>
-          <w:rFonts w:ascii="Times New Roman" w:hAnsi="Times New Roman" w:eastAsia="宋体"/>
-          <w:sz w:val="21"/>
-          <w:szCs w:val="21"/>
-        </w:rPr>
-        <w:t>位置特征编码</w:t>
-      </w:r>
-      <w:r>
-        <w:rPr>
-          <w:rFonts w:hint="eastAsia" w:ascii="Times New Roman" w:hAnsi="Times New Roman"/>
-          <w:sz w:val="21"/>
-          <w:szCs w:val="21"/>
-          <w:lang w:eastAsia="zh-CN"/>
-        </w:rPr>
-        <w:t>”</w:t>
-      </w:r>
-      <w:r>
-        <w:rPr>
-          <w:rFonts w:ascii="Times New Roman" w:hAnsi="Times New Roman" w:eastAsia="宋体"/>
-          <w:sz w:val="21"/>
-          <w:szCs w:val="21"/>
-        </w:rPr>
-        <w:t>两个子层次</w:t>
-      </w:r>
-      <w:r>
-        <w:rPr>
-          <w:rFonts w:hint="eastAsia" w:ascii="Times New Roman" w:hAnsi="Times New Roman"/>
-          <w:sz w:val="21"/>
-          <w:szCs w:val="21"/>
-          <w:lang w:eastAsia="zh-CN"/>
-        </w:rPr>
-        <w:t>。（</w:t>
-      </w:r>
-      <w:r>
-        <w:rPr>
-          <w:rFonts w:hint="eastAsia" w:ascii="Times New Roman" w:hAnsi="Times New Roman"/>
-          <w:sz w:val="21"/>
-          <w:szCs w:val="21"/>
-          <w:lang w:val="en-US" w:eastAsia="zh-CN"/>
-        </w:rPr>
-        <w:t>2</w:t>
-      </w:r>
-      <w:r>
-        <w:rPr>
-          <w:rFonts w:hint="eastAsia" w:ascii="Times New Roman" w:hAnsi="Times New Roman"/>
-          <w:sz w:val="21"/>
-          <w:szCs w:val="21"/>
-          <w:lang w:eastAsia="zh-CN"/>
-        </w:rPr>
-        <w:t>）</w:t>
-      </w:r>
-      <w:r>
-        <w:rPr>
-          <w:rFonts w:ascii="Times New Roman" w:hAnsi="Times New Roman" w:eastAsia="宋体"/>
-          <w:sz w:val="21"/>
-          <w:szCs w:val="21"/>
-        </w:rPr>
-        <w:t>3.2.3节改为专注多模态融合策略介绍，删除了</w:t>
-      </w:r>
-      <w:r>
-        <w:rPr>
-          <w:rFonts w:hint="eastAsia" w:ascii="Times New Roman" w:hAnsi="Times New Roman"/>
-          <w:sz w:val="21"/>
-          <w:szCs w:val="21"/>
-          <w:lang w:val="en-US" w:eastAsia="zh-CN"/>
-        </w:rPr>
-        <w:t>冗余的</w:t>
-      </w:r>
-      <w:r>
-        <w:rPr>
-          <w:rFonts w:ascii="Times New Roman" w:hAnsi="Times New Roman" w:eastAsia="宋体"/>
-          <w:sz w:val="21"/>
-          <w:szCs w:val="21"/>
-        </w:rPr>
-        <w:t>小标题内容。</w:t>
-      </w:r>
-    </w:p>
-    <w:p>
-      <w:pPr>
-        <w:rPr>
-          <w:rFonts w:ascii="Times New Roman" w:hAnsi="Times New Roman"/>
-          <w:sz w:val="21"/>
-          <w:szCs w:val="21"/>
-        </w:rPr>
-      </w:pPr>
-      <w:r>
-        <w:rPr>
-          <w:rFonts w:ascii="Times New Roman" w:hAnsi="Times New Roman" w:eastAsia="宋体"/>
-          <w:b/>
-          <w:sz w:val="21"/>
-          <w:szCs w:val="21"/>
-        </w:rPr>
-        <w:t>意见十：3.2.4节有明显AI痕迹，双引号标点均不对，公式3-10字体格式不对，公式3-16缺乏说明，公式3-18取值范围有误。</w:t>
-      </w:r>
-    </w:p>
-    <w:p>
-      <w:pPr>
-        <w:rPr>
-          <w:rFonts w:ascii="Times New Roman" w:hAnsi="Times New Roman"/>
-          <w:sz w:val="21"/>
-          <w:szCs w:val="21"/>
-        </w:rPr>
-      </w:pPr>
-      <w:r>
-        <w:rPr>
-          <w:rFonts w:ascii="Times New Roman" w:hAnsi="Times New Roman" w:eastAsia="宋体"/>
-          <w:sz w:val="21"/>
-          <w:szCs w:val="21"/>
-        </w:rPr>
-        <w:t>回复：感谢评阅专家的细致审阅。本人</w:t>
-      </w:r>
-      <w:r>
-        <w:rPr>
-          <w:rFonts w:hint="eastAsia" w:ascii="Times New Roman" w:hAnsi="Times New Roman"/>
-          <w:sz w:val="21"/>
-          <w:szCs w:val="21"/>
-          <w:lang w:val="en-US" w:eastAsia="zh-CN"/>
-        </w:rPr>
-        <w:t>修改如下：（1）</w:t>
-      </w:r>
-      <w:r>
-        <w:rPr>
-          <w:rFonts w:ascii="Times New Roman" w:hAnsi="Times New Roman" w:eastAsia="宋体"/>
-          <w:sz w:val="21"/>
-          <w:szCs w:val="21"/>
-        </w:rPr>
-        <w:t>修正了所有英文双引号为中文双引号</w:t>
-      </w:r>
-      <w:r>
-        <w:rPr>
-          <w:rFonts w:hint="eastAsia" w:ascii="Times New Roman" w:hAnsi="Times New Roman"/>
-          <w:sz w:val="21"/>
-          <w:szCs w:val="21"/>
-          <w:lang w:eastAsia="zh-CN"/>
-        </w:rPr>
-        <w:t>。（</w:t>
-      </w:r>
-      <w:r>
-        <w:rPr>
-          <w:rFonts w:hint="eastAsia" w:ascii="Times New Roman" w:hAnsi="Times New Roman"/>
-          <w:sz w:val="21"/>
-          <w:szCs w:val="21"/>
-          <w:lang w:val="en-US" w:eastAsia="zh-CN"/>
-        </w:rPr>
-        <w:t>2</w:t>
-      </w:r>
-      <w:r>
-        <w:rPr>
-          <w:rFonts w:hint="eastAsia" w:ascii="Times New Roman" w:hAnsi="Times New Roman"/>
-          <w:sz w:val="21"/>
-          <w:szCs w:val="21"/>
-          <w:lang w:eastAsia="zh-CN"/>
-        </w:rPr>
-        <w:t>）</w:t>
-      </w:r>
-      <w:r>
-        <w:rPr>
-          <w:rFonts w:ascii="Times New Roman" w:hAnsi="Times New Roman" w:eastAsia="宋体"/>
-          <w:sz w:val="21"/>
-          <w:szCs w:val="21"/>
-        </w:rPr>
-        <w:t>修正了公式3-10字体格式</w:t>
-      </w:r>
-      <w:r>
-        <w:rPr>
-          <w:rFonts w:hint="eastAsia" w:ascii="Times New Roman" w:hAnsi="Times New Roman"/>
-          <w:sz w:val="21"/>
-          <w:szCs w:val="21"/>
-          <w:lang w:eastAsia="zh-CN"/>
-        </w:rPr>
-        <w:t>。（</w:t>
-      </w:r>
-      <w:r>
-        <w:rPr>
-          <w:rFonts w:hint="eastAsia" w:ascii="Times New Roman" w:hAnsi="Times New Roman"/>
-          <w:sz w:val="21"/>
-          <w:szCs w:val="21"/>
-          <w:lang w:val="en-US" w:eastAsia="zh-CN"/>
-        </w:rPr>
-        <w:t>3</w:t>
-      </w:r>
-      <w:r>
-        <w:rPr>
-          <w:rFonts w:hint="eastAsia" w:ascii="Times New Roman" w:hAnsi="Times New Roman"/>
-          <w:sz w:val="21"/>
-          <w:szCs w:val="21"/>
-          <w:lang w:eastAsia="zh-CN"/>
-        </w:rPr>
-        <w:t>）</w:t>
-      </w:r>
-      <w:r>
-        <w:rPr>
-          <w:rFonts w:ascii="Times New Roman" w:hAnsi="Times New Roman" w:eastAsia="宋体"/>
-          <w:sz w:val="21"/>
-          <w:szCs w:val="21"/>
-        </w:rPr>
-        <w:t>补充了公式3-16说明</w:t>
-      </w:r>
-      <w:r>
-        <w:rPr>
-          <w:rFonts w:hint="eastAsia" w:ascii="Times New Roman" w:hAnsi="Times New Roman"/>
-          <w:sz w:val="21"/>
-          <w:szCs w:val="21"/>
-          <w:lang w:eastAsia="zh-CN"/>
-        </w:rPr>
-        <w:t>。（</w:t>
-      </w:r>
-      <w:r>
-        <w:rPr>
-          <w:rFonts w:hint="eastAsia" w:ascii="Times New Roman" w:hAnsi="Times New Roman"/>
-          <w:sz w:val="21"/>
-          <w:szCs w:val="21"/>
-          <w:lang w:val="en-US" w:eastAsia="zh-CN"/>
-        </w:rPr>
-        <w:t>4</w:t>
-      </w:r>
-      <w:r>
-        <w:rPr>
-          <w:rFonts w:hint="eastAsia" w:ascii="Times New Roman" w:hAnsi="Times New Roman"/>
-          <w:sz w:val="21"/>
-          <w:szCs w:val="21"/>
-          <w:lang w:eastAsia="zh-CN"/>
-        </w:rPr>
-        <w:t>）</w:t>
-      </w:r>
-      <w:r>
-        <w:rPr>
-          <w:rFonts w:ascii="Times New Roman" w:hAnsi="Times New Roman" w:eastAsia="宋体"/>
-          <w:sz w:val="21"/>
-          <w:szCs w:val="21"/>
-        </w:rPr>
-        <w:t>修正了公式3-18</w:t>
-      </w:r>
-      <w:r>
-        <w:rPr>
-          <w:rFonts w:hint="eastAsia" w:ascii="Times New Roman" w:hAnsi="Times New Roman"/>
-          <w:sz w:val="21"/>
-          <w:szCs w:val="21"/>
-          <w:lang w:val="en-US" w:eastAsia="zh-CN"/>
-        </w:rPr>
-        <w:t>取值范围说明</w:t>
-      </w:r>
-      <w:r>
-        <w:rPr>
-          <w:rFonts w:ascii="Times New Roman" w:hAnsi="Times New Roman" w:eastAsia="宋体"/>
-          <w:sz w:val="21"/>
-          <w:szCs w:val="21"/>
-        </w:rPr>
-        <w:t>。</w:t>
-      </w:r>
-    </w:p>
-    <w:p>
-      <w:pPr>
-        <w:rPr>
-          <w:rFonts w:ascii="Times New Roman" w:hAnsi="Times New Roman"/>
-          <w:sz w:val="21"/>
-          <w:szCs w:val="21"/>
-        </w:rPr>
-      </w:pPr>
-      <w:r>
-        <w:rPr>
-          <w:rFonts w:ascii="Times New Roman" w:hAnsi="Times New Roman" w:eastAsia="宋体"/>
-          <w:b/>
-          <w:sz w:val="21"/>
-          <w:szCs w:val="21"/>
-        </w:rPr>
-        <w:t>意见十一：公式3-17中的参数定义不规范，建议归一化。</w:t>
-      </w:r>
-    </w:p>
-    <w:p>
-      <w:pPr>
-        <w:rPr>
-          <w:rFonts w:hint="eastAsia" w:ascii="Times New Roman" w:hAnsi="Times New Roman" w:eastAsia="宋体"/>
-          <w:sz w:val="21"/>
-          <w:szCs w:val="21"/>
-        </w:rPr>
-      </w:pPr>
-      <w:r>
-        <w:rPr>
-          <w:rFonts w:ascii="Times New Roman" w:hAnsi="Times New Roman" w:eastAsia="宋体"/>
-          <w:sz w:val="21"/>
-          <w:szCs w:val="21"/>
-        </w:rPr>
         <w:t>回复：</w:t>
       </w:r>
-      <w:r>
-        <w:rPr>
-          <w:rFonts w:hint="eastAsia" w:ascii="Times New Roman" w:hAnsi="Times New Roman" w:eastAsia="宋体"/>
-          <w:sz w:val="21"/>
-          <w:szCs w:val="21"/>
-        </w:rPr>
-        <w:t>感谢评阅专家的指正。</w:t>
-      </w:r>
-      <w:r>
-        <w:rPr>
-          <w:rFonts w:ascii="Times New Roman" w:hAnsi="Times New Roman" w:eastAsia="宋体"/>
-          <w:sz w:val="21"/>
-          <w:szCs w:val="21"/>
-        </w:rPr>
-        <w:t>本人</w:t>
-      </w:r>
-      <w:r>
-        <w:rPr>
-          <w:rFonts w:hint="eastAsia" w:ascii="Times New Roman" w:hAnsi="Times New Roman"/>
-          <w:sz w:val="21"/>
-          <w:szCs w:val="21"/>
-          <w:lang w:val="en-US" w:eastAsia="zh-CN"/>
-        </w:rPr>
-        <w:t>修改如下：（1）</w:t>
-      </w:r>
-      <w:r>
-        <w:rPr>
-          <w:rFonts w:hint="eastAsia" w:ascii="Times New Roman" w:hAnsi="Times New Roman" w:eastAsia="宋体"/>
-          <w:sz w:val="21"/>
-          <w:szCs w:val="21"/>
-        </w:rPr>
-        <w:t>已将三种损失权重按10:5:1的比例归一化，令λ₁=10/16，λ₂=5/16，λ₃=1/16，满足λ₁+λ₂+λ₃=1。</w:t>
-      </w:r>
-      <w:r>
-        <w:rPr>
-          <w:rFonts w:hint="eastAsia" w:ascii="Times New Roman" w:hAnsi="Times New Roman"/>
-          <w:sz w:val="21"/>
-          <w:szCs w:val="21"/>
-          <w:lang w:eastAsia="zh-CN"/>
-        </w:rPr>
-        <w:t>（</w:t>
-      </w:r>
-      <w:r>
-        <w:rPr>
-          <w:rFonts w:hint="eastAsia" w:ascii="Times New Roman" w:hAnsi="Times New Roman"/>
-          <w:sz w:val="21"/>
-          <w:szCs w:val="21"/>
-          <w:lang w:val="en-US" w:eastAsia="zh-CN"/>
-        </w:rPr>
-        <w:t>2</w:t>
-      </w:r>
-      <w:r>
-        <w:rPr>
-          <w:rFonts w:hint="eastAsia" w:ascii="Times New Roman" w:hAnsi="Times New Roman"/>
-          <w:sz w:val="21"/>
-          <w:szCs w:val="21"/>
-          <w:lang w:eastAsia="zh-CN"/>
-        </w:rPr>
-        <w:t>）</w:t>
-      </w:r>
-      <w:r>
-        <w:rPr>
-          <w:rFonts w:hint="eastAsia" w:ascii="Times New Roman" w:hAnsi="Times New Roman" w:eastAsia="宋体"/>
-          <w:sz w:val="21"/>
-          <w:szCs w:val="21"/>
-        </w:rPr>
-        <w:t>3.4.4节超参数敏感性分析</w:t>
-      </w:r>
-      <w:r>
-        <w:rPr>
-          <w:rFonts w:hint="eastAsia" w:ascii="Times New Roman" w:hAnsi="Times New Roman"/>
-          <w:sz w:val="21"/>
-          <w:szCs w:val="21"/>
-          <w:lang w:val="en-US" w:eastAsia="zh-CN"/>
-        </w:rPr>
-        <w:t>也同步修改。</w:t>
-      </w:r>
-    </w:p>
-    <w:p>
-      <w:pPr>
-        <w:rPr>
-          <w:rFonts w:ascii="Times New Roman" w:hAnsi="Times New Roman"/>
-          <w:sz w:val="21"/>
-          <w:szCs w:val="21"/>
-        </w:rPr>
-      </w:pPr>
-      <w:r>
-        <w:rPr>
-          <w:rFonts w:ascii="Times New Roman" w:hAnsi="Times New Roman" w:eastAsia="宋体"/>
-          <w:b/>
-          <w:sz w:val="21"/>
-          <w:szCs w:val="21"/>
-        </w:rPr>
-        <w:t>意见十二：3.3.3节mAP计算方式不明确，Recall@K指标中数据描述与前文不符。</w:t>
-      </w:r>
-    </w:p>
-    <w:p>
-      <w:pPr>
-        <w:rPr>
-          <w:rFonts w:ascii="Times New Roman" w:hAnsi="Times New Roman" w:eastAsia="宋体"/>
-          <w:sz w:val="21"/>
-          <w:szCs w:val="21"/>
-        </w:rPr>
-      </w:pPr>
-      <w:r>
-        <w:rPr>
-          <w:rFonts w:ascii="Times New Roman" w:hAnsi="Times New Roman" w:eastAsia="宋体"/>
-          <w:sz w:val="21"/>
-          <w:szCs w:val="21"/>
-        </w:rPr>
-        <w:t>回复：感谢评阅专家的批评。本人</w:t>
-      </w:r>
-      <w:r>
-        <w:rPr>
-          <w:rFonts w:hint="eastAsia" w:ascii="Times New Roman" w:hAnsi="Times New Roman"/>
-          <w:sz w:val="21"/>
-          <w:szCs w:val="21"/>
-          <w:lang w:val="en-US" w:eastAsia="zh-CN"/>
-        </w:rPr>
-        <w:t>修改如下：</w:t>
-      </w:r>
-      <w:r>
-        <w:rPr>
-          <w:rFonts w:hint="eastAsia" w:ascii="Times New Roman" w:hAnsi="Times New Roman"/>
-          <w:sz w:val="21"/>
-          <w:szCs w:val="21"/>
-          <w:lang w:eastAsia="zh-CN"/>
-        </w:rPr>
-        <w:t>（</w:t>
-      </w:r>
-      <w:r>
-        <w:rPr>
-          <w:rFonts w:hint="eastAsia" w:ascii="Times New Roman" w:hAnsi="Times New Roman"/>
-          <w:sz w:val="21"/>
-          <w:szCs w:val="21"/>
-          <w:lang w:val="en-US" w:eastAsia="zh-CN"/>
-        </w:rPr>
-        <w:t>1</w:t>
-      </w:r>
-      <w:r>
-        <w:rPr>
-          <w:rFonts w:hint="eastAsia" w:ascii="Times New Roman" w:hAnsi="Times New Roman"/>
-          <w:sz w:val="21"/>
-          <w:szCs w:val="21"/>
-          <w:lang w:eastAsia="zh-CN"/>
-        </w:rPr>
-        <w:t>）</w:t>
-      </w:r>
-      <w:r>
-        <w:rPr>
-          <w:rFonts w:ascii="Times New Roman" w:hAnsi="Times New Roman" w:eastAsia="宋体"/>
-          <w:sz w:val="21"/>
-          <w:szCs w:val="21"/>
-        </w:rPr>
-        <w:t>已在3.3.3节明确了mAP计算方式：按查询样本的排序列表计算A</w:t>
-      </w:r>
-      <w:r>
-        <w:rPr>
-          <w:rFonts w:hint="eastAsia" w:ascii="Times New Roman" w:hAnsi="Times New Roman"/>
-          <w:sz w:val="21"/>
-          <w:szCs w:val="21"/>
-          <w:lang w:val="en-US" w:eastAsia="zh-CN"/>
-        </w:rPr>
-        <w:t>P。</w:t>
-      </w:r>
-      <w:r>
-        <w:rPr>
-          <w:rFonts w:hint="eastAsia" w:ascii="Times New Roman" w:hAnsi="Times New Roman"/>
-          <w:sz w:val="21"/>
-          <w:szCs w:val="21"/>
-          <w:lang w:eastAsia="zh-CN"/>
-        </w:rPr>
-        <w:t>（</w:t>
-      </w:r>
-      <w:r>
-        <w:rPr>
-          <w:rFonts w:hint="eastAsia" w:ascii="Times New Roman" w:hAnsi="Times New Roman"/>
-          <w:sz w:val="21"/>
-          <w:szCs w:val="21"/>
-          <w:lang w:val="en-US" w:eastAsia="zh-CN"/>
-        </w:rPr>
-        <w:t>2</w:t>
-      </w:r>
-      <w:r>
-        <w:rPr>
-          <w:rFonts w:hint="eastAsia" w:ascii="Times New Roman" w:hAnsi="Times New Roman"/>
-          <w:sz w:val="21"/>
-          <w:szCs w:val="21"/>
-          <w:lang w:eastAsia="zh-CN"/>
-        </w:rPr>
-        <w:t>）</w:t>
-      </w:r>
-      <w:r>
-        <w:rPr>
-          <w:rFonts w:hint="eastAsia" w:ascii="Times New Roman" w:hAnsi="Times New Roman"/>
-          <w:sz w:val="21"/>
-          <w:szCs w:val="21"/>
-          <w:lang w:val="en-US" w:eastAsia="zh-CN"/>
-        </w:rPr>
-        <w:t>将</w:t>
-      </w:r>
-      <w:r>
-        <w:rPr>
-          <w:rFonts w:hint="eastAsia" w:ascii="Times New Roman" w:hAnsi="Times New Roman"/>
-          <w:sz w:val="21"/>
-          <w:szCs w:val="21"/>
-          <w:lang w:eastAsia="zh-CN"/>
-        </w:rPr>
-        <w:t>“</w:t>
-      </w:r>
-      <w:r>
-        <w:rPr>
-          <w:rFonts w:ascii="Times New Roman" w:hAnsi="Times New Roman" w:eastAsia="宋体"/>
-          <w:sz w:val="21"/>
-          <w:szCs w:val="21"/>
-        </w:rPr>
-        <w:t>36类/1245张</w:t>
-      </w:r>
-      <w:r>
-        <w:rPr>
-          <w:rFonts w:hint="eastAsia" w:ascii="Times New Roman" w:hAnsi="Times New Roman"/>
-          <w:sz w:val="21"/>
-          <w:szCs w:val="21"/>
-          <w:lang w:eastAsia="zh-CN"/>
-        </w:rPr>
-        <w:t>”</w:t>
-      </w:r>
-      <w:r>
-        <w:rPr>
-          <w:rFonts w:hint="eastAsia" w:ascii="Times New Roman" w:hAnsi="Times New Roman"/>
-          <w:sz w:val="21"/>
-          <w:szCs w:val="21"/>
-          <w:lang w:val="en-US" w:eastAsia="zh-CN"/>
-        </w:rPr>
-        <w:t>修正为“25个古树名木相关类别/1254张”</w:t>
-      </w:r>
-      <w:r>
-        <w:rPr>
-          <w:rFonts w:ascii="Times New Roman" w:hAnsi="Times New Roman" w:eastAsia="宋体"/>
-          <w:sz w:val="21"/>
-          <w:szCs w:val="21"/>
-        </w:rPr>
-        <w:t>，</w:t>
-      </w:r>
-      <w:r>
-        <w:rPr>
-          <w:rFonts w:hint="eastAsia" w:ascii="Times New Roman" w:hAnsi="Times New Roman"/>
-          <w:sz w:val="21"/>
-          <w:szCs w:val="21"/>
-          <w:lang w:val="en-US" w:eastAsia="zh-CN"/>
-        </w:rPr>
-        <w:t>并重新核对了每类平均样本量的表述</w:t>
-      </w:r>
-      <w:r>
-        <w:rPr>
-          <w:rFonts w:ascii="Times New Roman" w:hAnsi="Times New Roman" w:eastAsia="宋体"/>
-          <w:sz w:val="21"/>
-          <w:szCs w:val="21"/>
-        </w:rPr>
-        <w:t>。</w:t>
-      </w:r>
-    </w:p>
-    <w:p>
-      <w:pPr>
-        <w:rPr>
-          <w:rFonts w:ascii="Times New Roman" w:hAnsi="Times New Roman"/>
-          <w:sz w:val="21"/>
-          <w:szCs w:val="21"/>
-        </w:rPr>
-      </w:pPr>
-      <w:r>
-        <w:rPr>
-          <w:rFonts w:ascii="Times New Roman" w:hAnsi="Times New Roman" w:eastAsia="宋体"/>
-          <w:b/>
-          <w:sz w:val="21"/>
-          <w:szCs w:val="21"/>
-        </w:rPr>
-        <w:t>意见十三：3.4.1节第一段末尾提及</w:t>
-      </w:r>
-      <w:r>
-        <w:rPr>
-          <w:rFonts w:hint="eastAsia" w:ascii="Times New Roman" w:hAnsi="Times New Roman"/>
-          <w:b/>
-          <w:sz w:val="21"/>
-          <w:szCs w:val="21"/>
-          <w:lang w:eastAsia="zh-CN"/>
-        </w:rPr>
-        <w:t>“</w:t>
-      </w:r>
-      <w:r>
-        <w:rPr>
-          <w:rFonts w:ascii="Times New Roman" w:hAnsi="Times New Roman" w:eastAsia="宋体"/>
-          <w:b/>
-          <w:sz w:val="21"/>
-          <w:szCs w:val="21"/>
-        </w:rPr>
-        <w:t>本论文报告单次运行的实验结果</w:t>
-      </w:r>
-      <w:r>
-        <w:rPr>
-          <w:rFonts w:hint="eastAsia" w:ascii="Times New Roman" w:hAnsi="Times New Roman"/>
-          <w:b/>
-          <w:sz w:val="21"/>
-          <w:szCs w:val="21"/>
-          <w:lang w:eastAsia="zh-CN"/>
-        </w:rPr>
-        <w:t>”</w:t>
-      </w:r>
-      <w:r>
-        <w:rPr>
-          <w:rFonts w:ascii="Times New Roman" w:hAnsi="Times New Roman" w:eastAsia="宋体"/>
-          <w:b/>
-          <w:sz w:val="21"/>
-          <w:szCs w:val="21"/>
-        </w:rPr>
-        <w:t>不合理不科学。</w:t>
-      </w:r>
-    </w:p>
-    <w:p>
-      <w:pPr>
-        <w:rPr>
-          <w:rFonts w:ascii="Times New Roman" w:hAnsi="Times New Roman"/>
-          <w:sz w:val="21"/>
-          <w:szCs w:val="21"/>
-        </w:rPr>
-      </w:pPr>
-      <w:r>
-        <w:rPr>
-          <w:rFonts w:ascii="Times New Roman" w:hAnsi="Times New Roman" w:eastAsia="宋体"/>
-          <w:sz w:val="21"/>
-          <w:szCs w:val="21"/>
-        </w:rPr>
-        <w:t>回复：感谢评阅专家的建议。本人</w:t>
-      </w:r>
-      <w:r>
-        <w:rPr>
-          <w:rFonts w:hint="eastAsia" w:ascii="Times New Roman" w:hAnsi="Times New Roman"/>
-          <w:sz w:val="21"/>
-          <w:szCs w:val="21"/>
-          <w:lang w:val="en-US" w:eastAsia="zh-CN"/>
-        </w:rPr>
-        <w:t>修改如下：（1）</w:t>
-      </w:r>
-      <w:r>
-        <w:rPr>
-          <w:rFonts w:ascii="Times New Roman" w:hAnsi="Times New Roman" w:eastAsia="宋体"/>
-          <w:sz w:val="21"/>
-          <w:szCs w:val="21"/>
-        </w:rPr>
-        <w:t>将3.4.1节相关表述修改为</w:t>
-      </w:r>
-      <w:r>
-        <w:rPr>
-          <w:rFonts w:hint="eastAsia" w:ascii="Times New Roman" w:hAnsi="Times New Roman"/>
-          <w:sz w:val="21"/>
-          <w:szCs w:val="21"/>
-          <w:lang w:eastAsia="zh-CN"/>
-        </w:rPr>
-        <w:t>“</w:t>
-      </w:r>
-      <w:r>
-        <w:rPr>
-          <w:rFonts w:ascii="Times New Roman" w:hAnsi="Times New Roman" w:eastAsia="宋体"/>
-          <w:sz w:val="21"/>
-          <w:szCs w:val="21"/>
-        </w:rPr>
-        <w:t>为客观地评估...本节在两个数据集上开展分层实验</w:t>
-      </w:r>
-      <w:r>
-        <w:rPr>
-          <w:rFonts w:hint="eastAsia" w:ascii="Times New Roman" w:hAnsi="Times New Roman"/>
-          <w:sz w:val="21"/>
-          <w:szCs w:val="21"/>
-          <w:lang w:eastAsia="zh-CN"/>
-        </w:rPr>
-        <w:t>”。（</w:t>
-      </w:r>
-      <w:r>
-        <w:rPr>
-          <w:rFonts w:hint="eastAsia" w:ascii="Times New Roman" w:hAnsi="Times New Roman"/>
-          <w:sz w:val="21"/>
-          <w:szCs w:val="21"/>
-          <w:lang w:val="en-US" w:eastAsia="zh-CN"/>
-        </w:rPr>
-        <w:t>2</w:t>
-      </w:r>
-      <w:r>
-        <w:rPr>
-          <w:rFonts w:hint="eastAsia" w:ascii="Times New Roman" w:hAnsi="Times New Roman"/>
-          <w:sz w:val="21"/>
-          <w:szCs w:val="21"/>
-          <w:lang w:eastAsia="zh-CN"/>
-        </w:rPr>
-        <w:t>）</w:t>
-      </w:r>
-      <w:r>
-        <w:rPr>
-          <w:rFonts w:ascii="Times New Roman" w:hAnsi="Times New Roman" w:eastAsia="宋体"/>
-          <w:sz w:val="21"/>
-          <w:szCs w:val="21"/>
-        </w:rPr>
-        <w:t>并在第5章补充说明</w:t>
-      </w:r>
-      <w:r>
-        <w:rPr>
-          <w:rFonts w:hint="eastAsia" w:ascii="Times New Roman" w:hAnsi="Times New Roman"/>
-          <w:sz w:val="21"/>
-          <w:szCs w:val="21"/>
-          <w:lang w:eastAsia="zh-CN"/>
-        </w:rPr>
-        <w:t>“</w:t>
-      </w:r>
-      <w:r>
-        <w:rPr>
-          <w:rFonts w:ascii="Times New Roman" w:hAnsi="Times New Roman" w:eastAsia="宋体"/>
-          <w:sz w:val="21"/>
-          <w:szCs w:val="21"/>
-        </w:rPr>
-        <w:t>实验验证层面，本文采用固定随机种子（seed=42）下的单次运行并报告结果，核心结论已通过预实验多次验证</w:t>
-      </w:r>
-      <w:r>
-        <w:rPr>
-          <w:rFonts w:hint="eastAsia" w:ascii="Times New Roman" w:hAnsi="Times New Roman"/>
-          <w:sz w:val="21"/>
-          <w:szCs w:val="21"/>
-          <w:lang w:eastAsia="zh-CN"/>
-        </w:rPr>
-        <w:t>”</w:t>
-      </w:r>
-      <w:r>
-        <w:rPr>
-          <w:rFonts w:ascii="Times New Roman" w:hAnsi="Times New Roman" w:eastAsia="宋体"/>
-          <w:sz w:val="21"/>
-          <w:szCs w:val="21"/>
-        </w:rPr>
-        <w:t>。</w:t>
-      </w:r>
-    </w:p>
-    <w:p>
-      <w:pPr>
-        <w:rPr>
-          <w:rFonts w:ascii="Times New Roman" w:hAnsi="Times New Roman"/>
-          <w:sz w:val="21"/>
-          <w:szCs w:val="21"/>
-        </w:rPr>
-      </w:pPr>
-      <w:r>
-        <w:rPr>
-          <w:rFonts w:ascii="Times New Roman" w:hAnsi="Times New Roman" w:eastAsia="宋体"/>
-          <w:b/>
-          <w:sz w:val="21"/>
-          <w:szCs w:val="21"/>
-        </w:rPr>
-        <w:t>意见十四：L2I检索逻辑缺乏说明，查询输入的位置信息是什么缺乏说明。</w:t>
-      </w:r>
-    </w:p>
-    <w:p>
-      <w:pPr>
-        <w:rPr>
-          <w:rFonts w:ascii="Times New Roman" w:hAnsi="Times New Roman"/>
-          <w:sz w:val="21"/>
-          <w:szCs w:val="21"/>
-        </w:rPr>
-      </w:pPr>
-      <w:r>
-        <w:rPr>
-          <w:rFonts w:ascii="Times New Roman" w:hAnsi="Times New Roman" w:eastAsia="宋体"/>
-          <w:sz w:val="21"/>
-          <w:szCs w:val="21"/>
-        </w:rPr>
-        <w:t>回复：感谢评阅专家的指正。本人</w:t>
-      </w:r>
-      <w:r>
-        <w:rPr>
-          <w:rFonts w:hint="eastAsia" w:ascii="Times New Roman" w:hAnsi="Times New Roman"/>
-          <w:sz w:val="21"/>
-          <w:szCs w:val="21"/>
-          <w:lang w:val="en-US" w:eastAsia="zh-CN"/>
-        </w:rPr>
-        <w:t>修改如下：（1）</w:t>
-      </w:r>
-      <w:r>
-        <w:rPr>
-          <w:rFonts w:ascii="Times New Roman" w:hAnsi="Times New Roman" w:eastAsia="宋体"/>
-          <w:sz w:val="21"/>
-          <w:szCs w:val="21"/>
-        </w:rPr>
-        <w:t>在3.3.3节说明</w:t>
-      </w:r>
-      <w:r>
-        <w:rPr>
-          <w:rFonts w:hint="eastAsia" w:ascii="Times New Roman" w:hAnsi="Times New Roman"/>
-          <w:sz w:val="21"/>
-          <w:szCs w:val="21"/>
-          <w:lang w:eastAsia="zh-CN"/>
-        </w:rPr>
-        <w:t>“</w:t>
-      </w:r>
-      <w:r>
-        <w:rPr>
-          <w:rFonts w:ascii="Times New Roman" w:hAnsi="Times New Roman" w:eastAsia="宋体"/>
-          <w:sz w:val="21"/>
-          <w:szCs w:val="21"/>
-        </w:rPr>
-        <w:t>以地理位置坐标为查询，</w:t>
-      </w:r>
-      <w:r>
-        <w:rPr>
-          <w:rFonts w:hint="eastAsia" w:ascii="Times New Roman" w:hAnsi="Times New Roman"/>
-          <w:sz w:val="21"/>
-          <w:szCs w:val="21"/>
-          <w:lang w:val="en-US" w:eastAsia="zh-CN"/>
-        </w:rPr>
-        <w:t>检索</w:t>
-      </w:r>
-      <w:r>
-        <w:rPr>
-          <w:rFonts w:hint="eastAsia"/>
-          <w:lang w:val="en-US" w:eastAsia="zh-CN"/>
-        </w:rPr>
-        <w:t>半径＜</w:t>
-      </w:r>
-      <w:r>
-        <w:rPr>
-          <w:rFonts w:hint="eastAsia"/>
-          <w:lang w:eastAsia="zh-CN"/>
-        </w:rPr>
-        <w:t>1km</w:t>
-      </w:r>
-      <w:r>
-        <w:rPr>
-          <w:rFonts w:hint="eastAsia"/>
-          <w:lang w:val="en-US" w:eastAsia="zh-CN"/>
-        </w:rPr>
-        <w:t>等距离</w:t>
-      </w:r>
-      <w:r>
-        <w:rPr>
-          <w:rFonts w:hint="eastAsia"/>
-          <w:lang w:eastAsia="zh-CN"/>
-        </w:rPr>
-        <w:t>的图像视为相关样本</w:t>
-      </w:r>
-      <w:r>
-        <w:rPr>
-          <w:rFonts w:hint="eastAsia" w:ascii="Times New Roman" w:hAnsi="Times New Roman"/>
-          <w:sz w:val="21"/>
-          <w:szCs w:val="21"/>
-          <w:lang w:eastAsia="zh-CN"/>
-        </w:rPr>
-        <w:t>”，</w:t>
-      </w:r>
-      <w:r>
-        <w:rPr>
-          <w:rFonts w:hint="eastAsia" w:ascii="Times New Roman" w:hAnsi="Times New Roman"/>
-          <w:sz w:val="21"/>
-          <w:szCs w:val="21"/>
-          <w:lang w:val="en-US" w:eastAsia="zh-CN"/>
-        </w:rPr>
-        <w:t>并在3.2.6节补充了L2I检索流程的详细说明</w:t>
-      </w:r>
-      <w:r>
-        <w:rPr>
-          <w:rFonts w:hint="eastAsia" w:ascii="Times New Roman" w:hAnsi="Times New Roman"/>
-          <w:sz w:val="21"/>
-          <w:szCs w:val="21"/>
-          <w:lang w:eastAsia="zh-CN"/>
-        </w:rPr>
-        <w:t>。（</w:t>
-      </w:r>
-      <w:r>
-        <w:rPr>
-          <w:rFonts w:hint="eastAsia" w:ascii="Times New Roman" w:hAnsi="Times New Roman"/>
-          <w:sz w:val="21"/>
-          <w:szCs w:val="21"/>
-          <w:lang w:val="en-US" w:eastAsia="zh-CN"/>
-        </w:rPr>
-        <w:t>2</w:t>
-      </w:r>
-      <w:r>
-        <w:rPr>
-          <w:rFonts w:hint="eastAsia" w:ascii="Times New Roman" w:hAnsi="Times New Roman"/>
-          <w:sz w:val="21"/>
-          <w:szCs w:val="21"/>
-          <w:lang w:eastAsia="zh-CN"/>
-        </w:rPr>
-        <w:t>）</w:t>
-      </w:r>
-      <w:r>
-        <w:rPr>
-          <w:rFonts w:ascii="Times New Roman" w:hAnsi="Times New Roman" w:eastAsia="宋体"/>
-          <w:sz w:val="21"/>
-          <w:szCs w:val="21"/>
-        </w:rPr>
-        <w:t>在第4章系统描述中明确L2I输入为</w:t>
-      </w:r>
-      <w:r>
-        <w:rPr>
-          <w:rFonts w:hint="eastAsia" w:ascii="Times New Roman" w:hAnsi="Times New Roman"/>
-          <w:sz w:val="21"/>
-          <w:szCs w:val="21"/>
-          <w:lang w:eastAsia="zh-CN"/>
-        </w:rPr>
-        <w:t>“</w:t>
-      </w:r>
-      <w:r>
-        <w:rPr>
-          <w:rFonts w:ascii="Times New Roman" w:hAnsi="Times New Roman" w:eastAsia="宋体"/>
-          <w:sz w:val="21"/>
-          <w:szCs w:val="21"/>
-        </w:rPr>
-        <w:t>位置坐标</w:t>
-      </w:r>
-      <w:r>
-        <w:rPr>
-          <w:rFonts w:hint="eastAsia" w:ascii="Times New Roman" w:hAnsi="Times New Roman"/>
-          <w:sz w:val="21"/>
-          <w:szCs w:val="21"/>
-          <w:lang w:eastAsia="zh-CN"/>
-        </w:rPr>
-        <w:t>”</w:t>
-      </w:r>
-      <w:r>
-        <w:rPr>
-          <w:rFonts w:ascii="Times New Roman" w:hAnsi="Times New Roman" w:eastAsia="宋体"/>
-          <w:sz w:val="21"/>
-          <w:szCs w:val="21"/>
-        </w:rPr>
-        <w:t>，输出为附近图像列表。</w:t>
-      </w:r>
-    </w:p>
-    <w:p>
-      <w:pPr>
-        <w:rPr>
-          <w:rFonts w:ascii="Times New Roman" w:hAnsi="Times New Roman"/>
-          <w:b/>
-          <w:bCs w:val="0"/>
-          <w:sz w:val="21"/>
-          <w:szCs w:val="21"/>
-        </w:rPr>
-      </w:pPr>
-      <w:r>
-        <w:rPr>
-          <w:rFonts w:ascii="Times New Roman" w:hAnsi="Times New Roman" w:eastAsia="宋体"/>
-          <w:b/>
-          <w:sz w:val="21"/>
-          <w:szCs w:val="21"/>
-        </w:rPr>
-        <w:t>意见十五：第4章标题应和正文保</w:t>
-      </w:r>
-      <w:r>
-        <w:rPr>
-          <w:rFonts w:ascii="Times New Roman" w:hAnsi="Times New Roman" w:eastAsia="宋体"/>
-          <w:b/>
-          <w:bCs w:val="0"/>
-          <w:sz w:val="21"/>
-          <w:szCs w:val="21"/>
-        </w:rPr>
-        <w:t>持一致</w:t>
-      </w:r>
-      <w:r>
-        <w:rPr>
-          <w:rFonts w:hint="eastAsia" w:ascii="Times New Roman" w:hAnsi="Times New Roman"/>
-          <w:b/>
-          <w:bCs w:val="0"/>
-          <w:sz w:val="21"/>
-          <w:szCs w:val="21"/>
-          <w:lang w:eastAsia="zh-CN"/>
-        </w:rPr>
-        <w:t>，</w:t>
-      </w:r>
-      <w:r>
-        <w:rPr>
-          <w:rFonts w:hint="eastAsia" w:ascii="Times New Roman" w:hAnsi="Times New Roman"/>
-          <w:b/>
-          <w:bCs w:val="0"/>
-          <w:color w:val="auto"/>
-          <w:sz w:val="21"/>
-          <w:szCs w:val="21"/>
-          <w:lang w:val="en-US" w:eastAsia="zh-CN"/>
-        </w:rPr>
-        <w:t>应为“4 古树名木多模态检索系统”</w:t>
-      </w:r>
-    </w:p>
-    <w:p>
-      <w:pPr>
-        <w:rPr>
-          <w:rFonts w:ascii="Times New Roman" w:hAnsi="Times New Roman"/>
-          <w:sz w:val="21"/>
-          <w:szCs w:val="21"/>
-        </w:rPr>
-      </w:pPr>
-      <w:r>
-        <w:rPr>
-          <w:rFonts w:ascii="Times New Roman" w:hAnsi="Times New Roman"/>
-          <w:sz w:val="21"/>
-          <w:szCs w:val="21"/>
-        </w:rPr>
-        <w:t>回复：感谢评阅专家的指正。</w:t>
-      </w:r>
-      <w:r>
-        <w:rPr>
-          <w:rFonts w:hint="eastAsia" w:ascii="Times New Roman" w:hAnsi="Times New Roman"/>
-          <w:sz w:val="21"/>
-          <w:szCs w:val="21"/>
-          <w:lang w:val="en-US" w:eastAsia="zh-CN"/>
-        </w:rPr>
-        <w:t>经与导师沟通，为准确反映系统功能，</w:t>
-      </w:r>
-      <w:r>
-        <w:rPr>
-          <w:rFonts w:ascii="Times New Roman" w:hAnsi="Times New Roman" w:eastAsia="宋体"/>
-          <w:sz w:val="21"/>
-          <w:szCs w:val="21"/>
-        </w:rPr>
-        <w:t>本人</w:t>
-      </w:r>
-      <w:r>
-        <w:rPr>
-          <w:rFonts w:hint="eastAsia" w:ascii="Times New Roman" w:hAnsi="Times New Roman"/>
-          <w:sz w:val="21"/>
-          <w:szCs w:val="21"/>
-          <w:lang w:val="en-US" w:eastAsia="zh-CN"/>
-        </w:rPr>
-        <w:t>修改如下：（1）同评阅人三的意见五回复，</w:t>
-      </w:r>
-      <w:r>
-        <w:rPr>
-          <w:rFonts w:hint="eastAsia" w:ascii="Times New Roman" w:hAnsi="Times New Roman"/>
-          <w:b w:val="0"/>
-          <w:bCs/>
-          <w:sz w:val="21"/>
-          <w:szCs w:val="21"/>
-          <w:lang w:val="en-US" w:eastAsia="zh-CN"/>
-        </w:rPr>
-        <w:t>第4章新增4.3.1古树名木数据上传详细设计与实现、4.3.2古树名木信息查询详细设计与实现（科属种和树种名称查询）。（2）第4章更新系统ER图和架构图及相关描述。（3）第4章4.3节</w:t>
-      </w:r>
-      <w:r>
-        <w:rPr>
-          <w:rFonts w:hint="eastAsia" w:ascii="Times New Roman" w:hAnsi="Times New Roman"/>
-          <w:sz w:val="21"/>
-          <w:szCs w:val="21"/>
-          <w:lang w:val="en-US" w:eastAsia="zh-CN"/>
-        </w:rPr>
-        <w:t>新增图4.5到图4.9等。基于上述修改，</w:t>
-      </w:r>
-      <w:r>
-        <w:rPr>
-          <w:rFonts w:ascii="Times New Roman" w:hAnsi="Times New Roman"/>
-          <w:sz w:val="21"/>
-          <w:szCs w:val="21"/>
-        </w:rPr>
-        <w:t>已将第4章标题统一为</w:t>
-      </w:r>
-      <w:r>
-        <w:rPr>
-          <w:rFonts w:hint="eastAsia" w:ascii="Times New Roman" w:hAnsi="Times New Roman"/>
-          <w:sz w:val="21"/>
-          <w:szCs w:val="21"/>
-          <w:lang w:eastAsia="zh-CN"/>
-        </w:rPr>
-        <w:t>“</w:t>
-      </w:r>
-      <w:r>
-        <w:rPr>
-          <w:rFonts w:ascii="Times New Roman" w:hAnsi="Times New Roman"/>
-          <w:sz w:val="21"/>
-          <w:szCs w:val="21"/>
-        </w:rPr>
-        <w:t>4 古树名木多模态展示与检索系统</w:t>
-      </w:r>
-      <w:r>
-        <w:rPr>
-          <w:rFonts w:hint="eastAsia" w:ascii="Times New Roman" w:hAnsi="Times New Roman"/>
-          <w:sz w:val="21"/>
-          <w:szCs w:val="21"/>
-          <w:lang w:eastAsia="zh-CN"/>
-        </w:rPr>
-        <w:t>”</w:t>
-      </w:r>
-      <w:r>
-        <w:rPr>
-          <w:rFonts w:hint="eastAsia" w:ascii="Times New Roman" w:hAnsi="Times New Roman"/>
-          <w:sz w:val="21"/>
-          <w:szCs w:val="21"/>
-          <w:lang w:val="en-US" w:eastAsia="zh-CN"/>
-        </w:rPr>
-        <w:t>，</w:t>
-      </w:r>
-      <w:r>
-        <w:rPr>
-          <w:rFonts w:ascii="Times New Roman" w:hAnsi="Times New Roman"/>
-          <w:sz w:val="21"/>
-          <w:szCs w:val="21"/>
-        </w:rPr>
-        <w:t>并同步更新了目录和页眉。</w:t>
-      </w:r>
-    </w:p>
-    <w:p>
-      <w:pPr>
-        <w:rPr>
-          <w:rFonts w:ascii="Times New Roman" w:hAnsi="Times New Roman"/>
-          <w:sz w:val="21"/>
-          <w:szCs w:val="21"/>
-        </w:rPr>
-      </w:pPr>
-      <w:r>
-        <w:rPr>
-          <w:rFonts w:ascii="Times New Roman" w:hAnsi="Times New Roman" w:eastAsia="宋体"/>
-          <w:b/>
-          <w:sz w:val="21"/>
-          <w:szCs w:val="21"/>
-        </w:rPr>
-        <w:t>意见十六：部分专业术语界定不严谨，</w:t>
-      </w:r>
-      <w:r>
-        <w:rPr>
-          <w:rFonts w:hint="eastAsia" w:ascii="Times New Roman" w:hAnsi="Times New Roman"/>
-          <w:b/>
-          <w:sz w:val="21"/>
-          <w:szCs w:val="21"/>
-          <w:lang w:eastAsia="zh-CN"/>
-        </w:rPr>
-        <w:t>“</w:t>
-      </w:r>
-      <w:r>
-        <w:rPr>
-          <w:rFonts w:ascii="Times New Roman" w:hAnsi="Times New Roman" w:eastAsia="宋体"/>
-          <w:b/>
-          <w:sz w:val="21"/>
-          <w:szCs w:val="21"/>
-        </w:rPr>
-        <w:t>图像信息/数据/视觉/特征</w:t>
-      </w:r>
-      <w:r>
-        <w:rPr>
-          <w:rFonts w:hint="eastAsia" w:ascii="Times New Roman" w:hAnsi="Times New Roman"/>
-          <w:b/>
-          <w:sz w:val="21"/>
-          <w:szCs w:val="21"/>
-          <w:lang w:eastAsia="zh-CN"/>
-        </w:rPr>
-        <w:t>”</w:t>
-      </w:r>
-      <w:r>
-        <w:rPr>
-          <w:rFonts w:ascii="Times New Roman" w:hAnsi="Times New Roman" w:eastAsia="宋体"/>
-          <w:b/>
-          <w:sz w:val="21"/>
-          <w:szCs w:val="21"/>
-        </w:rPr>
-        <w:t>、</w:t>
-      </w:r>
-      <w:r>
-        <w:rPr>
-          <w:rFonts w:hint="eastAsia" w:ascii="Times New Roman" w:hAnsi="Times New Roman"/>
-          <w:b/>
-          <w:sz w:val="21"/>
-          <w:szCs w:val="21"/>
-          <w:lang w:eastAsia="zh-CN"/>
-        </w:rPr>
-        <w:t>“</w:t>
-      </w:r>
-      <w:r>
-        <w:rPr>
-          <w:rFonts w:ascii="Times New Roman" w:hAnsi="Times New Roman" w:eastAsia="宋体"/>
-          <w:b/>
-          <w:sz w:val="21"/>
-          <w:szCs w:val="21"/>
-        </w:rPr>
-        <w:t>地理位置元数据</w:t>
-      </w:r>
-      <w:r>
-        <w:rPr>
-          <w:rFonts w:hint="eastAsia" w:ascii="Times New Roman" w:hAnsi="Times New Roman"/>
-          <w:b/>
-          <w:sz w:val="21"/>
-          <w:szCs w:val="21"/>
-          <w:lang w:eastAsia="zh-CN"/>
-        </w:rPr>
-        <w:t>”</w:t>
-      </w:r>
-      <w:r>
-        <w:rPr>
-          <w:rFonts w:ascii="Times New Roman" w:hAnsi="Times New Roman" w:eastAsia="宋体"/>
-          <w:b/>
-          <w:sz w:val="21"/>
-          <w:szCs w:val="21"/>
-        </w:rPr>
-        <w:t>等表述前后不一致。</w:t>
-      </w:r>
-    </w:p>
-    <w:p>
-      <w:pPr>
-        <w:rPr>
-          <w:rFonts w:hint="default" w:ascii="Times New Roman" w:hAnsi="Times New Roman"/>
-          <w:sz w:val="21"/>
-          <w:szCs w:val="21"/>
-          <w:lang w:val="en-US" w:eastAsia="zh-CN"/>
-        </w:rPr>
-      </w:pPr>
-      <w:r>
-        <w:rPr>
-          <w:rFonts w:ascii="Times New Roman" w:hAnsi="Times New Roman" w:eastAsia="宋体"/>
-          <w:sz w:val="21"/>
-          <w:szCs w:val="21"/>
-        </w:rPr>
-        <w:t>回复：感谢评阅专家的严格审阅。本人</w:t>
-      </w:r>
-      <w:r>
-        <w:rPr>
-          <w:rFonts w:hint="eastAsia" w:ascii="Times New Roman" w:hAnsi="Times New Roman"/>
-          <w:sz w:val="21"/>
-          <w:szCs w:val="21"/>
-          <w:lang w:val="en-US" w:eastAsia="zh-CN"/>
-        </w:rPr>
-        <w:t>修改如下：（1）</w:t>
-      </w:r>
-      <w:r>
-        <w:rPr>
-          <w:rFonts w:ascii="Times New Roman" w:hAnsi="Times New Roman" w:eastAsia="宋体"/>
-          <w:sz w:val="21"/>
-          <w:szCs w:val="21"/>
-        </w:rPr>
-        <w:t>在第2</w:t>
-      </w:r>
-      <w:r>
-        <w:rPr>
-          <w:rFonts w:hint="eastAsia" w:ascii="Times New Roman" w:hAnsi="Times New Roman"/>
-          <w:sz w:val="21"/>
-          <w:szCs w:val="21"/>
-          <w:lang w:val="en-US" w:eastAsia="zh-CN"/>
-        </w:rPr>
-        <w:t>章开头</w:t>
-      </w:r>
-      <w:r>
-        <w:rPr>
-          <w:rFonts w:ascii="Times New Roman" w:hAnsi="Times New Roman" w:eastAsia="宋体"/>
-          <w:sz w:val="21"/>
-          <w:szCs w:val="21"/>
-        </w:rPr>
-        <w:t>新增术语界定段：</w:t>
-      </w:r>
-      <w:r>
-        <w:rPr>
-          <w:rFonts w:hint="eastAsia" w:ascii="Times New Roman" w:hAnsi="Times New Roman"/>
-          <w:sz w:val="21"/>
-          <w:szCs w:val="21"/>
-          <w:lang w:eastAsia="zh-CN"/>
-        </w:rPr>
-        <w:t>“</w:t>
-      </w:r>
-      <w:r>
-        <w:rPr>
-          <w:rFonts w:ascii="Times New Roman" w:hAnsi="Times New Roman" w:eastAsia="宋体"/>
-          <w:sz w:val="21"/>
-          <w:szCs w:val="21"/>
-        </w:rPr>
-        <w:t>图像数据指原始像素矩阵及文件级输入；图像特征指经由卷积神经网络提取的高维向量表示</w:t>
-      </w:r>
-      <w:r>
-        <w:rPr>
-          <w:rFonts w:hint="eastAsia" w:ascii="Times New Roman" w:hAnsi="Times New Roman"/>
-          <w:sz w:val="21"/>
-          <w:szCs w:val="21"/>
-          <w:lang w:eastAsia="zh-CN"/>
-        </w:rPr>
-        <w:t>”。（</w:t>
-      </w:r>
-      <w:r>
-        <w:rPr>
-          <w:rFonts w:hint="eastAsia" w:ascii="Times New Roman" w:hAnsi="Times New Roman"/>
-          <w:sz w:val="21"/>
-          <w:szCs w:val="21"/>
-          <w:lang w:val="en-US" w:eastAsia="zh-CN"/>
-        </w:rPr>
-        <w:t>2</w:t>
-      </w:r>
-      <w:r>
-        <w:rPr>
-          <w:rFonts w:hint="eastAsia" w:ascii="Times New Roman" w:hAnsi="Times New Roman"/>
-          <w:sz w:val="21"/>
-          <w:szCs w:val="21"/>
-          <w:lang w:eastAsia="zh-CN"/>
-        </w:rPr>
-        <w:t>）</w:t>
-      </w:r>
-      <w:r>
-        <w:rPr>
-          <w:rFonts w:hint="eastAsia" w:ascii="Times New Roman" w:hAnsi="Times New Roman"/>
-          <w:sz w:val="21"/>
-          <w:szCs w:val="21"/>
-          <w:lang w:val="en-US" w:eastAsia="zh-CN"/>
-        </w:rPr>
-        <w:t>除术语界定外，全文已统一替换“图像信息”为“图像特征/图像数据”，替换“视觉信息”为“图像特征”。</w:t>
-      </w:r>
-    </w:p>
-    <w:p>
-      <w:pPr>
-        <w:rPr>
-          <w:rFonts w:ascii="Times New Roman" w:hAnsi="Times New Roman"/>
-          <w:sz w:val="21"/>
-          <w:szCs w:val="21"/>
-        </w:rPr>
-      </w:pPr>
-      <w:r>
-        <w:rPr>
-          <w:rFonts w:ascii="Times New Roman" w:hAnsi="Times New Roman" w:eastAsia="宋体"/>
-          <w:b/>
-          <w:sz w:val="21"/>
-          <w:szCs w:val="21"/>
-        </w:rPr>
-        <w:t>意见十七：图4.6、4.7中文字过小，严重影响可读性。</w:t>
-      </w:r>
-    </w:p>
-    <w:p>
-      <w:pPr>
-        <w:rPr>
-          <w:rFonts w:hint="default" w:ascii="Times New Roman" w:hAnsi="Times New Roman" w:eastAsia="宋体"/>
-          <w:sz w:val="21"/>
-          <w:szCs w:val="21"/>
-          <w:lang w:val="en-US" w:eastAsia="zh-CN"/>
-        </w:rPr>
-      </w:pPr>
-      <w:r>
-        <w:rPr>
-          <w:rFonts w:ascii="Times New Roman" w:hAnsi="Times New Roman" w:eastAsia="宋体"/>
-          <w:sz w:val="21"/>
-          <w:szCs w:val="21"/>
-        </w:rPr>
-        <w:t>回复：感谢评阅专家的建议。本人</w:t>
-      </w:r>
-      <w:r>
-        <w:rPr>
-          <w:rFonts w:hint="eastAsia" w:ascii="Times New Roman" w:hAnsi="Times New Roman"/>
-          <w:sz w:val="21"/>
-          <w:szCs w:val="21"/>
-          <w:lang w:val="en-US" w:eastAsia="zh-CN"/>
-        </w:rPr>
-        <w:t>修改如下：</w:t>
-      </w:r>
-      <w:r>
-        <w:rPr>
-          <w:rFonts w:hint="eastAsia" w:ascii="Times New Roman" w:hAnsi="Times New Roman"/>
-          <w:sz w:val="21"/>
-          <w:szCs w:val="21"/>
-          <w:lang w:eastAsia="zh-CN"/>
-        </w:rPr>
-        <w:t>（</w:t>
-      </w:r>
-      <w:r>
-        <w:rPr>
-          <w:rFonts w:hint="eastAsia" w:ascii="Times New Roman" w:hAnsi="Times New Roman"/>
-          <w:sz w:val="21"/>
-          <w:szCs w:val="21"/>
-          <w:lang w:val="en-US" w:eastAsia="zh-CN"/>
-        </w:rPr>
-        <w:t>1</w:t>
-      </w:r>
-      <w:r>
-        <w:rPr>
-          <w:rFonts w:hint="eastAsia" w:ascii="Times New Roman" w:hAnsi="Times New Roman"/>
-          <w:sz w:val="21"/>
-          <w:szCs w:val="21"/>
-          <w:lang w:eastAsia="zh-CN"/>
-        </w:rPr>
-        <w:t>）</w:t>
-      </w:r>
-      <w:r>
-        <w:rPr>
-          <w:rFonts w:ascii="Times New Roman" w:hAnsi="Times New Roman" w:eastAsia="宋体"/>
-          <w:sz w:val="21"/>
-          <w:szCs w:val="21"/>
-        </w:rPr>
-        <w:t>图4.6</w:t>
-      </w:r>
-      <w:r>
-        <w:rPr>
-          <w:rFonts w:hint="eastAsia" w:ascii="Times New Roman" w:hAnsi="Times New Roman"/>
-          <w:sz w:val="21"/>
-          <w:szCs w:val="21"/>
-          <w:lang w:val="en-US" w:eastAsia="zh-CN"/>
-        </w:rPr>
-        <w:t>已调整</w:t>
-      </w:r>
-      <w:r>
-        <w:rPr>
-          <w:rFonts w:ascii="Times New Roman" w:hAnsi="Times New Roman" w:eastAsia="宋体"/>
-          <w:sz w:val="21"/>
-          <w:szCs w:val="21"/>
-        </w:rPr>
-        <w:t>，</w:t>
-      </w:r>
-      <w:r>
-        <w:rPr>
-          <w:rFonts w:hint="eastAsia" w:ascii="Times New Roman" w:hAnsi="Times New Roman"/>
-          <w:sz w:val="21"/>
-          <w:szCs w:val="21"/>
-          <w:lang w:val="en-US" w:eastAsia="zh-CN"/>
-        </w:rPr>
-        <w:t>前端</w:t>
-      </w:r>
-      <w:r>
-        <w:rPr>
-          <w:rFonts w:ascii="Times New Roman" w:hAnsi="Times New Roman" w:eastAsia="宋体"/>
-          <w:sz w:val="21"/>
-          <w:szCs w:val="21"/>
-        </w:rPr>
-        <w:t>按钮16px、列宽320px，</w:t>
-      </w:r>
-      <w:r>
-        <w:rPr>
-          <w:rFonts w:hint="eastAsia" w:ascii="Times New Roman" w:hAnsi="Times New Roman"/>
-          <w:sz w:val="21"/>
-          <w:szCs w:val="21"/>
-          <w:lang w:val="en-US" w:eastAsia="zh-CN"/>
-        </w:rPr>
-        <w:t>确保图</w:t>
-      </w:r>
-      <w:r>
-        <w:rPr>
-          <w:rFonts w:ascii="Times New Roman" w:hAnsi="Times New Roman" w:eastAsia="宋体"/>
-          <w:sz w:val="21"/>
-          <w:szCs w:val="21"/>
-        </w:rPr>
-        <w:t>文清晰；</w:t>
-      </w:r>
-      <w:r>
-        <w:rPr>
-          <w:rFonts w:hint="eastAsia" w:ascii="Times New Roman" w:hAnsi="Times New Roman"/>
-          <w:sz w:val="21"/>
-          <w:szCs w:val="21"/>
-          <w:lang w:eastAsia="zh-CN"/>
-        </w:rPr>
-        <w:t>（</w:t>
-      </w:r>
-      <w:r>
-        <w:rPr>
-          <w:rFonts w:hint="eastAsia" w:ascii="Times New Roman" w:hAnsi="Times New Roman"/>
-          <w:sz w:val="21"/>
-          <w:szCs w:val="21"/>
-          <w:lang w:val="en-US" w:eastAsia="zh-CN"/>
-        </w:rPr>
-        <w:t>2</w:t>
-      </w:r>
-      <w:r>
-        <w:rPr>
-          <w:rFonts w:hint="eastAsia" w:ascii="Times New Roman" w:hAnsi="Times New Roman"/>
-          <w:sz w:val="21"/>
-          <w:szCs w:val="21"/>
-          <w:lang w:eastAsia="zh-CN"/>
-        </w:rPr>
-        <w:t>）</w:t>
-      </w:r>
-      <w:r>
-        <w:rPr>
-          <w:rFonts w:hint="eastAsia" w:ascii="Times New Roman" w:hAnsi="Times New Roman"/>
-          <w:sz w:val="21"/>
-          <w:szCs w:val="21"/>
-          <w:lang w:val="en-US" w:eastAsia="zh-CN"/>
-        </w:rPr>
-        <w:t>评阅意见中的</w:t>
-      </w:r>
-      <w:r>
-        <w:rPr>
-          <w:rFonts w:ascii="Times New Roman" w:hAnsi="Times New Roman" w:eastAsia="宋体"/>
-          <w:sz w:val="21"/>
-          <w:szCs w:val="21"/>
-        </w:rPr>
-        <w:t>图4.7</w:t>
-      </w:r>
-      <w:r>
-        <w:rPr>
-          <w:rFonts w:hint="eastAsia" w:ascii="Times New Roman" w:hAnsi="Times New Roman"/>
-          <w:sz w:val="21"/>
-          <w:szCs w:val="21"/>
-          <w:lang w:val="en-US" w:eastAsia="zh-CN"/>
-        </w:rPr>
-        <w:t>对应现在的图4.10，</w:t>
-      </w:r>
-      <w:r>
-        <w:rPr>
-          <w:rFonts w:ascii="Times New Roman" w:hAnsi="Times New Roman" w:eastAsia="宋体"/>
-          <w:sz w:val="21"/>
-          <w:szCs w:val="21"/>
-        </w:rPr>
-        <w:t>重写</w:t>
-      </w:r>
-      <w:r>
-        <w:rPr>
-          <w:rFonts w:hint="eastAsia" w:ascii="Times New Roman" w:hAnsi="Times New Roman"/>
-          <w:sz w:val="21"/>
-          <w:szCs w:val="21"/>
-          <w:lang w:val="en-US" w:eastAsia="zh-CN"/>
-        </w:rPr>
-        <w:t>时序图的</w:t>
-      </w:r>
-      <w:r>
-        <w:rPr>
-          <w:rFonts w:ascii="Times New Roman" w:hAnsi="Times New Roman" w:eastAsia="宋体"/>
-          <w:sz w:val="21"/>
-          <w:szCs w:val="21"/>
-        </w:rPr>
-        <w:t>puml</w:t>
-      </w:r>
-      <w:r>
-        <w:rPr>
-          <w:rFonts w:hint="eastAsia" w:ascii="Times New Roman" w:hAnsi="Times New Roman"/>
-          <w:sz w:val="21"/>
-          <w:szCs w:val="21"/>
-          <w:lang w:val="en-US" w:eastAsia="zh-CN"/>
-        </w:rPr>
-        <w:t>代码</w:t>
-      </w:r>
-      <w:r>
-        <w:rPr>
-          <w:rFonts w:ascii="Times New Roman" w:hAnsi="Times New Roman" w:eastAsia="宋体"/>
-          <w:sz w:val="21"/>
-          <w:szCs w:val="21"/>
-        </w:rPr>
-        <w:t>，去除登录流程，减少约70%高度，</w:t>
-      </w:r>
-      <w:r>
-        <w:rPr>
-          <w:rFonts w:hint="eastAsia" w:ascii="Times New Roman" w:hAnsi="Times New Roman"/>
-          <w:sz w:val="21"/>
-          <w:szCs w:val="21"/>
-          <w:lang w:val="en-US" w:eastAsia="zh-CN"/>
-        </w:rPr>
-        <w:t>优化其余流程文字表述</w:t>
-      </w:r>
-      <w:r>
-        <w:rPr>
-          <w:rFonts w:hint="eastAsia" w:ascii="Times New Roman" w:hAnsi="Times New Roman"/>
-          <w:sz w:val="21"/>
-          <w:szCs w:val="21"/>
-          <w:lang w:eastAsia="zh-CN"/>
-        </w:rPr>
-        <w:t>，</w:t>
-      </w:r>
-      <w:r>
-        <w:rPr>
-          <w:rFonts w:hint="eastAsia" w:ascii="Times New Roman" w:hAnsi="Times New Roman"/>
-          <w:sz w:val="21"/>
-          <w:szCs w:val="21"/>
-          <w:lang w:val="en-US" w:eastAsia="zh-CN"/>
-        </w:rPr>
-        <w:t>提高了时序图清晰度。（3）基于上述经验，检查并调整了第4章其余图的清晰度。</w:t>
-      </w:r>
+      <w:bookmarkStart w:id="0" w:name="_GoBack"/>
+      <w:bookmarkEnd w:id="0"/>
     </w:p>
     <w:sectPr>
       <w:pgSz w:w="12240" w:h="15840"/>
@@ -4097,6 +394,18 @@
       </w:rPr>
     </w:lvl>
   </w:abstractNum>
+  <w:abstractNum w:abstractNumId="6">
+    <w:nsid w:val="0FDE36B0"/>
+    <w:multiLevelType w:val="singleLevel"/>
+    <w:tmpl w:val="0FDE36B0"/>
+    <w:lvl w:ilvl="0" w:tentative="0">
+      <w:start w:val="1"/>
+      <w:numFmt w:val="decimal"/>
+      <w:suff w:val="space"/>
+      <w:lvlText w:val="%1."/>
+      <w:lvlJc w:val="left"/>
+    </w:lvl>
+  </w:abstractNum>
   <w:num w:numId="1">
     <w:abstractNumId w:val="1"/>
   </w:num>
@@ -4114,6 +423,9 @@
   </w:num>
   <w:num w:numId="6">
     <w:abstractNumId w:val="3"/>
+  </w:num>
+  <w:num w:numId="7">
+    <w:abstractNumId w:val="6"/>
   </w:num>
 </w:numbering>
 </file>

--- a/word/第0章/二审/修改论文/宋声林_二审评阅修改表.docx
+++ b/word/第0章/二审/修改论文/宋声林_二审评阅修改表.docx
@@ -58,6 +58,8 @@
         <w:ind w:left="0" w:leftChars="0" w:firstLine="0" w:firstLineChars="0"/>
         <w:rPr>
           <w:rFonts w:hint="eastAsia" w:ascii="Times New Roman" w:hAnsi="Times New Roman"/>
+          <w:b/>
+          <w:bCs/>
           <w:sz w:val="21"/>
           <w:szCs w:val="21"/>
         </w:rPr>
@@ -65,6 +67,8 @@
       <w:r>
         <w:rPr>
           <w:rFonts w:hint="eastAsia" w:ascii="Times New Roman" w:hAnsi="Times New Roman"/>
+          <w:b/>
+          <w:bCs/>
           <w:sz w:val="21"/>
           <w:szCs w:val="21"/>
         </w:rPr>
@@ -73,37 +77,110 @@
     </w:p>
     <w:p>
       <w:pPr>
-        <w:numPr>
-          <w:numId w:val="0"/>
-        </w:numPr>
-        <w:ind w:leftChars="0"/>
         <w:rPr>
-          <w:rFonts w:hint="eastAsia" w:ascii="Times New Roman" w:hAnsi="Times New Roman"/>
-          <w:sz w:val="21"/>
-          <w:szCs w:val="21"/>
-          <w:lang w:val="en-US" w:eastAsia="zh-CN"/>
+          <w:rFonts w:hint="eastAsia"/>
+          <w:lang w:eastAsia="zh-CN"/>
         </w:rPr>
       </w:pPr>
       <w:r>
         <w:rPr>
           <w:rFonts w:hint="eastAsia" w:ascii="Times New Roman" w:hAnsi="Times New Roman"/>
+          <w:b/>
+          <w:bCs/>
           <w:sz w:val="21"/>
           <w:szCs w:val="21"/>
           <w:lang w:val="en-US" w:eastAsia="zh-CN"/>
         </w:rPr>
         <w:t>回复：</w:t>
       </w:r>
+      <w:r>
+        <w:rPr>
+          <w:rFonts w:ascii="Times New Roman" w:hAnsi="Times New Roman" w:eastAsia="宋体"/>
+          <w:sz w:val="21"/>
+          <w:szCs w:val="21"/>
+        </w:rPr>
+        <w:t>感谢评阅专家提出的宝贵意见</w:t>
+      </w:r>
+      <w:r>
+        <w:t>。</w:t>
+      </w:r>
+      <w:r>
+        <w:rPr>
+          <w:rFonts w:hint="eastAsia"/>
+          <w:lang w:val="en-US" w:eastAsia="zh-CN"/>
+        </w:rPr>
+        <w:t>针对摘要第一段做出以下修改：</w:t>
+      </w:r>
+      <w:r>
+        <w:t>(1) 统一问题定义：将中文摘要首段核心问题明确为“</w:t>
+      </w:r>
+      <w:r>
+        <w:rPr>
+          <w:rFonts w:hint="eastAsia"/>
+          <w:lang w:val="en-US" w:eastAsia="zh-CN"/>
+        </w:rPr>
+        <w:t>然而，</w:t>
+      </w:r>
+      <w:r>
+        <w:rPr>
+          <w:rFonts w:hint="default"/>
+          <w:lang w:val="en-US" w:eastAsia="zh-CN"/>
+        </w:rPr>
+        <w:t>现有管理</w:t>
+      </w:r>
+      <w:r>
+        <w:rPr>
+          <w:rFonts w:hint="eastAsia"/>
+          <w:lang w:val="en-US" w:eastAsia="zh-CN"/>
+        </w:rPr>
+        <w:t>方式中</w:t>
+      </w:r>
+      <w:r>
+        <w:rPr>
+          <w:rFonts w:hint="default"/>
+          <w:lang w:val="en-US" w:eastAsia="zh-CN"/>
+        </w:rPr>
+        <w:t>图像与地理位置元数据</w:t>
+      </w:r>
+      <w:r>
+        <w:rPr>
+          <w:rFonts w:hint="eastAsia"/>
+          <w:lang w:val="en-US" w:eastAsia="zh-CN"/>
+        </w:rPr>
+        <w:t>往往割裂，单一图像模态难以全面表征古树名木特征，导致检索精度不足</w:t>
+      </w:r>
+      <w:r>
+        <w:rPr>
+          <w:rFonts w:hint="default"/>
+          <w:lang w:val="en-US" w:eastAsia="zh-CN"/>
+        </w:rPr>
+        <w:t>，难以满足精细化管理需求</w:t>
+      </w:r>
+      <w:r>
+        <w:t>”。删除“复杂背景干扰”作为摘要顶层问题的表述，将其下放到第3章数据预处理等具体章节；(2) 明确模型改进原因：在摘要中说明本文“</w:t>
+      </w:r>
+      <w:r>
+        <w:rPr>
+          <w:rFonts w:hint="default"/>
+          <w:lang w:val="en-US" w:eastAsia="zh-CN"/>
+        </w:rPr>
+        <w:t>融合图像与地理位置元数据构建统一哈希空间，利用位置先验缓解形态相似树种的视觉歧义</w:t>
+      </w:r>
+      <w:r>
+        <w:t>，实现以图搜图、以图搜位置和以位置搜图的多模态检索能力”，从而体现地理位置元数据对单模态图像检索的互补价值</w:t>
+      </w:r>
+      <w:r>
+        <w:rPr>
+          <w:rFonts w:hint="eastAsia"/>
+          <w:lang w:eastAsia="zh-CN"/>
+        </w:rPr>
+        <w:t>。</w:t>
+      </w:r>
     </w:p>
     <w:p>
       <w:pPr>
-        <w:numPr>
-          <w:numId w:val="0"/>
-        </w:numPr>
-        <w:ind w:leftChars="0"/>
         <w:rPr>
-          <w:rFonts w:hint="default" w:ascii="Times New Roman" w:hAnsi="Times New Roman"/>
-          <w:sz w:val="21"/>
-          <w:szCs w:val="21"/>
+          <w:rFonts w:hint="eastAsia"/>
           <w:lang w:val="en-US" w:eastAsia="zh-CN"/>
         </w:rPr>
       </w:pPr>
@@ -117,6 +194,8 @@
         <w:ind w:left="0" w:leftChars="0" w:firstLine="0" w:firstLineChars="0"/>
         <w:rPr>
           <w:rFonts w:ascii="Times New Roman" w:hAnsi="Times New Roman"/>
+          <w:b/>
+          <w:bCs/>
           <w:sz w:val="21"/>
           <w:szCs w:val="21"/>
         </w:rPr>
@@ -124,6 +203,8 @@
       <w:r>
         <w:rPr>
           <w:rFonts w:hint="eastAsia" w:ascii="Times New Roman" w:hAnsi="Times New Roman"/>
+          <w:b/>
+          <w:bCs/>
           <w:sz w:val="21"/>
           <w:szCs w:val="21"/>
         </w:rPr>
@@ -132,37 +213,175 @@
     </w:p>
     <w:p>
       <w:pPr>
-        <w:numPr>
-          <w:numId w:val="0"/>
-        </w:numPr>
-        <w:ind w:leftChars="0"/>
         <w:rPr>
-          <w:rFonts w:hint="eastAsia" w:ascii="Times New Roman" w:hAnsi="Times New Roman"/>
-          <w:sz w:val="21"/>
-          <w:szCs w:val="21"/>
-          <w:lang w:val="en-US" w:eastAsia="zh-CN"/>
+          <w:rFonts w:hint="eastAsia" w:eastAsia="宋体"/>
+          <w:lang w:eastAsia="zh-CN"/>
         </w:rPr>
       </w:pPr>
       <w:r>
         <w:rPr>
           <w:rFonts w:hint="eastAsia" w:ascii="Times New Roman" w:hAnsi="Times New Roman"/>
+          <w:b/>
+          <w:bCs/>
           <w:sz w:val="21"/>
           <w:szCs w:val="21"/>
           <w:lang w:val="en-US" w:eastAsia="zh-CN"/>
         </w:rPr>
         <w:t>回复：</w:t>
       </w:r>
+      <w:r>
+        <w:rPr>
+          <w:rFonts w:ascii="Times New Roman" w:hAnsi="Times New Roman" w:eastAsia="宋体"/>
+          <w:sz w:val="21"/>
+          <w:szCs w:val="21"/>
+        </w:rPr>
+        <w:t>感谢评阅专家提出的宝贵意见</w:t>
+      </w:r>
+      <w:r>
+        <w:t>。针对模型创新工作量有限、数据集使用建议应独立作为工作量的意见，</w:t>
+      </w:r>
+      <w:r>
+        <w:rPr>
+          <w:rFonts w:hint="eastAsia"/>
+          <w:lang w:val="en-US" w:eastAsia="zh-CN"/>
+        </w:rPr>
+        <w:t>在第三章做出以下修改</w:t>
+      </w:r>
+      <w:r>
+        <w:t>：(1) 突出模型创新性与差异性：在3.2.1节末尾新增</w:t>
+      </w:r>
+      <w:r>
+        <w:rPr>
+          <w:rFonts w:hint="eastAsia"/>
+          <w:lang w:eastAsia="zh-CN"/>
+        </w:rPr>
+        <w:t>“</w:t>
+      </w:r>
+      <w:r>
+        <w:t>与现有工作的区别与设计动机</w:t>
+      </w:r>
+      <w:r>
+        <w:rPr>
+          <w:rFonts w:hint="eastAsia"/>
+          <w:lang w:eastAsia="zh-CN"/>
+        </w:rPr>
+        <w:t>”</w:t>
+      </w:r>
+      <w:r>
+        <w:t>段落，系统阐述DHLM与HashNet、DCH、MDSH等单模态深度哈希方法</w:t>
+      </w:r>
+      <w:r>
+        <w:rPr>
+          <w:rFonts w:hint="eastAsia"/>
+          <w:lang w:val="en-US" w:eastAsia="zh-CN"/>
+        </w:rPr>
+        <w:t>区别</w:t>
+      </w:r>
+      <w:r>
+        <w:t>，强调图像-地理位置元数据这一特殊双模态场景下的LocationEncoder设计、特征拼接策略选择及三损失联合优化的针对性</w:t>
+      </w:r>
+      <w:r>
+        <w:rPr>
+          <w:rFonts w:hint="eastAsia"/>
+          <w:lang w:eastAsia="zh-CN"/>
+        </w:rPr>
+        <w:t>；</w:t>
+      </w:r>
+      <w:r>
+        <w:t>(2) BFATH数据集独立成节：将原3.3.1节拆分为</w:t>
+      </w:r>
+      <w:r>
+        <w:rPr>
+          <w:rFonts w:hint="eastAsia"/>
+          <w:lang w:eastAsia="zh-CN"/>
+        </w:rPr>
+        <w:t>“</w:t>
+      </w:r>
+      <w:r>
+        <w:t>3.3.1 iNaturalist 2018数据集</w:t>
+      </w:r>
+      <w:r>
+        <w:rPr>
+          <w:rFonts w:hint="eastAsia"/>
+          <w:lang w:eastAsia="zh-CN"/>
+        </w:rPr>
+        <w:t>”</w:t>
+      </w:r>
+      <w:r>
+        <w:t>和</w:t>
+      </w:r>
+      <w:r>
+        <w:rPr>
+          <w:rFonts w:hint="eastAsia"/>
+          <w:lang w:eastAsia="zh-CN"/>
+        </w:rPr>
+        <w:t>“</w:t>
+      </w:r>
+      <w:r>
+        <w:t>3.3.2 BFATH自建数据集</w:t>
+      </w:r>
+      <w:r>
+        <w:rPr>
+          <w:rFonts w:hint="eastAsia"/>
+          <w:lang w:eastAsia="zh-CN"/>
+        </w:rPr>
+        <w:t>”</w:t>
+      </w:r>
+      <w:r>
+        <w:t>两个并列小节，系统说明BFATH的数据来源、构建流程、规模划分、字段说明与使用边界，体现数据集构建的独立工作量；(3) 新增数据集对比与贡献说明：</w:t>
+      </w:r>
+      <w:r>
+        <w:rPr>
+          <w:rFonts w:hint="eastAsia"/>
+          <w:lang w:val="en-US" w:eastAsia="zh-CN"/>
+        </w:rPr>
+        <w:t>在3.3.2末尾</w:t>
+      </w:r>
+      <w:r>
+        <w:t>新增</w:t>
+      </w:r>
+      <w:r>
+        <w:rPr>
+          <w:rFonts w:hint="eastAsia"/>
+          <w:lang w:eastAsia="zh-CN"/>
+        </w:rPr>
+        <w:t>“</w:t>
+      </w:r>
+      <w:r>
+        <w:t>表3.1 iNaturalist 2018数据集与BFATH自建数据集对比</w:t>
+      </w:r>
+      <w:r>
+        <w:rPr>
+          <w:rFonts w:hint="eastAsia"/>
+          <w:lang w:eastAsia="zh-CN"/>
+        </w:rPr>
+        <w:t>”</w:t>
+      </w:r>
+      <w:r>
+        <w:t>，并在</w:t>
+      </w:r>
+      <w:r>
+        <w:rPr>
+          <w:rFonts w:hint="eastAsia"/>
+          <w:lang w:val="en-US" w:eastAsia="zh-CN"/>
+        </w:rPr>
+        <w:t>5.1总结部分</w:t>
+      </w:r>
+      <w:r>
+        <w:t>补充BFATH数据集作为领域验证数据资源的贡献</w:t>
+      </w:r>
+      <w:r>
+        <w:rPr>
+          <w:rFonts w:hint="eastAsia"/>
+          <w:lang w:eastAsia="zh-CN"/>
+        </w:rPr>
+        <w:t>。</w:t>
+      </w:r>
     </w:p>
     <w:p>
       <w:pPr>
-        <w:numPr>
-          <w:numId w:val="0"/>
-        </w:numPr>
-        <w:ind w:leftChars="0"/>
         <w:rPr>
-          <w:rFonts w:hint="eastAsia" w:ascii="Times New Roman" w:hAnsi="Times New Roman"/>
-          <w:sz w:val="21"/>
-          <w:szCs w:val="21"/>
+          <w:rFonts w:hint="eastAsia"/>
           <w:lang w:val="en-US" w:eastAsia="zh-CN"/>
         </w:rPr>
       </w:pPr>
@@ -176,6 +395,8 @@
         <w:ind w:left="0" w:leftChars="0" w:firstLine="0" w:firstLineChars="0"/>
         <w:rPr>
           <w:rFonts w:hint="eastAsia" w:ascii="Times New Roman" w:hAnsi="Times New Roman" w:eastAsia="宋体"/>
+          <w:b/>
+          <w:bCs/>
           <w:sz w:val="21"/>
           <w:szCs w:val="21"/>
           <w:lang w:val="en-US" w:eastAsia="zh-CN"/>
@@ -184,6 +405,8 @@
       <w:r>
         <w:rPr>
           <w:rFonts w:hint="eastAsia" w:ascii="Times New Roman" w:hAnsi="Times New Roman"/>
+          <w:b/>
+          <w:bCs/>
           <w:sz w:val="21"/>
           <w:szCs w:val="21"/>
         </w:rPr>
@@ -193,11 +416,12 @@
     <w:p>
       <w:pPr>
         <w:numPr>
+          <w:ilvl w:val="0"/>
           <w:numId w:val="0"/>
         </w:numPr>
         <w:ind w:leftChars="0"/>
         <w:rPr>
-          <w:rFonts w:hint="default" w:ascii="Times New Roman" w:hAnsi="Times New Roman" w:eastAsia="宋体"/>
+          <w:rFonts w:hint="default" w:ascii="Times New Roman" w:hAnsi="Times New Roman"/>
           <w:sz w:val="21"/>
           <w:szCs w:val="21"/>
           <w:lang w:val="en-US" w:eastAsia="zh-CN"/>
@@ -206,11 +430,85 @@
       <w:r>
         <w:rPr>
           <w:rFonts w:hint="eastAsia" w:ascii="Times New Roman" w:hAnsi="Times New Roman"/>
+          <w:b/>
+          <w:bCs/>
           <w:sz w:val="21"/>
           <w:szCs w:val="21"/>
           <w:lang w:val="en-US" w:eastAsia="zh-CN"/>
         </w:rPr>
         <w:t>回复：</w:t>
+      </w:r>
+      <w:r>
+        <w:rPr>
+          <w:rFonts w:ascii="Times New Roman" w:hAnsi="Times New Roman" w:eastAsia="宋体"/>
+          <w:sz w:val="21"/>
+          <w:szCs w:val="21"/>
+        </w:rPr>
+        <w:t>感谢评阅专家提出的宝贵意见</w:t>
+      </w:r>
+      <w:r>
+        <w:t>。针对数据库时间字段设计存在漏洞的意见，已在4.2.3末尾补充专门说明段落：</w:t>
+      </w:r>
+      <w:r>
+        <w:rPr>
+          <w:rFonts w:hint="eastAsia"/>
+          <w:lang w:eastAsia="zh-CN"/>
+        </w:rPr>
+        <w:t>“</w:t>
+      </w:r>
+      <w:r>
+        <w:rPr>
+          <w:rFonts w:hint="eastAsia"/>
+        </w:rPr>
+        <w:t>本系统数据库中所有时间字段</w:t>
+      </w:r>
+      <w:r>
+        <w:rPr>
+          <w:rFonts w:hint="eastAsia"/>
+          <w:lang w:val="en-US" w:eastAsia="zh-CN"/>
+        </w:rPr>
+        <w:t>XX</w:t>
+      </w:r>
+      <w:r>
+        <w:rPr>
+          <w:rFonts w:hint="eastAsia"/>
+          <w:lang w:eastAsia="zh-CN"/>
+        </w:rPr>
+        <w:t>”，</w:t>
+      </w:r>
+      <w:r>
+        <w:rPr>
+          <w:rFonts w:hint="eastAsia"/>
+          <w:lang w:val="en-US" w:eastAsia="zh-CN"/>
+        </w:rPr>
+        <w:t>解释说明了</w:t>
+      </w:r>
+      <w:r>
+        <w:t>所有时间字段</w:t>
+      </w:r>
+      <w:r>
+        <w:rPr>
+          <w:rFonts w:hint="eastAsia"/>
+          <w:lang w:val="en-US" w:eastAsia="zh-CN"/>
+        </w:rPr>
+        <w:t>采用</w:t>
+      </w:r>
+      <w:r>
+        <w:t>bigint类型存储Unix毫秒时间戳，并以UTC为时间基准</w:t>
+      </w:r>
+      <w:r>
+        <w:rPr>
+          <w:rFonts w:hint="eastAsia"/>
+          <w:lang w:eastAsia="zh-CN"/>
+        </w:rPr>
+        <w:t>，</w:t>
+      </w:r>
+      <w:r>
+        <w:rPr>
+          <w:rFonts w:hint="eastAsia"/>
+          <w:lang w:val="en-US" w:eastAsia="zh-CN"/>
+        </w:rPr>
+        <w:t>其好处是能避免跨国部署可能带来的时区问题，时间类型的相互转化和插入更新由应用层代码负责，同时补充说明了可以新增数据库环境支持的时间自动触发器更新时间，降低与应用层代码耦合。</w:t>
       </w:r>
       <w:bookmarkStart w:id="0" w:name="_GoBack"/>
       <w:bookmarkEnd w:id="0"/>
@@ -13279,6 +13577,86 @@
     <w:pPr>
       <w:outlineLvl w:val="9"/>
     </w:pPr>
+  </w:style>
+  <w:style w:type="character" w:customStyle="1" w:styleId="164">
+    <w:name w:val="摘要内容 字符"/>
+    <w:basedOn w:val="165"/>
+    <w:link w:val="169"/>
+    <w:qFormat/>
+    <w:uiPriority w:val="0"/>
+    <w:rPr>
+      <w:sz w:val="24"/>
+      <w:szCs w:val="24"/>
+    </w:rPr>
+  </w:style>
+  <w:style w:type="character" w:customStyle="1" w:styleId="165">
+    <w:name w:val="摘要正文 字符"/>
+    <w:basedOn w:val="166"/>
+    <w:link w:val="168"/>
+    <w:qFormat/>
+    <w:uiPriority w:val="0"/>
+    <w:rPr>
+      <w:rFonts w:ascii="Times New Roman" w:hAnsi="Times New Roman" w:eastAsia="宋体" w:cs="Times New Roman"/>
+      <w:sz w:val="21"/>
+      <w:szCs w:val="21"/>
+    </w:rPr>
+  </w:style>
+  <w:style w:type="character" w:customStyle="1" w:styleId="166">
+    <w:name w:val="English absract 字符"/>
+    <w:basedOn w:val="132"/>
+    <w:link w:val="167"/>
+    <w:qFormat/>
+    <w:uiPriority w:val="0"/>
+    <w:rPr>
+      <w:rFonts w:asciiTheme="minorHAnsi" w:hAnsiTheme="minorHAnsi" w:eastAsiaTheme="minorEastAsia"/>
+      <w:szCs w:val="24"/>
+    </w:rPr>
+  </w:style>
+  <w:style w:type="paragraph" w:customStyle="1" w:styleId="167">
+    <w:name w:val="English absract"/>
+    <w:basedOn w:val="1"/>
+    <w:link w:val="166"/>
+    <w:qFormat/>
+    <w:uiPriority w:val="0"/>
+    <w:pPr>
+      <w:spacing w:line="360" w:lineRule="auto"/>
+      <w:ind w:firstLine="420"/>
+      <w:jc w:val="left"/>
+    </w:pPr>
+    <w:rPr>
+      <w:rFonts w:asciiTheme="minorHAnsi" w:hAnsiTheme="minorHAnsi" w:eastAsiaTheme="minorEastAsia"/>
+      <w:szCs w:val="24"/>
+    </w:rPr>
+  </w:style>
+  <w:style w:type="paragraph" w:customStyle="1" w:styleId="168">
+    <w:name w:val="摘要正文"/>
+    <w:basedOn w:val="167"/>
+    <w:link w:val="165"/>
+    <w:qFormat/>
+    <w:uiPriority w:val="0"/>
+    <w:pPr>
+      <w:ind w:firstLine="200"/>
+      <w:jc w:val="both"/>
+    </w:pPr>
+    <w:rPr>
+      <w:rFonts w:ascii="Times New Roman" w:hAnsi="Times New Roman" w:eastAsia="宋体" w:cs="Times New Roman"/>
+      <w:sz w:val="21"/>
+      <w:szCs w:val="21"/>
+    </w:rPr>
+  </w:style>
+  <w:style w:type="paragraph" w:customStyle="1" w:styleId="169">
+    <w:name w:val="摘要内容"/>
+    <w:basedOn w:val="168"/>
+    <w:link w:val="164"/>
+    <w:qFormat/>
+    <w:uiPriority w:val="0"/>
+    <w:pPr>
+      <w:ind w:firstLine="480"/>
+    </w:pPr>
+    <w:rPr>
+      <w:sz w:val="24"/>
+      <w:szCs w:val="24"/>
+    </w:rPr>
   </w:style>
 </w:styles>
 </file>
